--- a/ПМИ.docx
+++ b/ПМИ.docx
@@ -1,6 +1,6 @@
 
 <file path=word/document.xml><?xml version="1.0" encoding="utf-8"?>
-<w:document xmlns:wpc="http://schemas.microsoft.com/office/word/2010/wordprocessingCanvas" xmlns:cx="http://schemas.microsoft.com/office/drawing/2014/chartex" xmlns:mc="http://schemas.openxmlformats.org/markup-compatibility/2006" xmlns:o="urn:schemas-microsoft-com:office:office" xmlns:r="http://schemas.openxmlformats.org/officeDocument/2006/relationships" xmlns:m="http://schemas.openxmlformats.org/officeDocument/2006/math" xmlns:v="urn:schemas-microsoft-com:vml" xmlns:wp14="http://schemas.microsoft.com/office/word/2010/wordprocessingDrawing" xmlns:wp="http://schemas.openxmlformats.org/drawingml/2006/wordprocessingDrawing" xmlns:w10="urn:schemas-microsoft-com:office:word" xmlns:w="http://schemas.openxmlformats.org/wordprocessingml/2006/main" xmlns:w14="http://schemas.microsoft.com/office/word/2010/wordml" xmlns:w15="http://schemas.microsoft.com/office/word/2012/wordml" xmlns:w16se="http://schemas.microsoft.com/office/word/2015/wordml/symex" xmlns:wpg="http://schemas.microsoft.com/office/word/2010/wordprocessingGroup" xmlns:wpi="http://schemas.microsoft.com/office/word/2010/wordprocessingInk" xmlns:wne="http://schemas.microsoft.com/office/word/2006/wordml" xmlns:wps="http://schemas.microsoft.com/office/word/2010/wordprocessingShape" mc:Ignorable="w14 w15 w16se wp14">
+<w:document xmlns:wpc="http://schemas.microsoft.com/office/word/2010/wordprocessingCanvas" xmlns:cx="http://schemas.microsoft.com/office/drawing/2014/chartex" xmlns:cx1="http://schemas.microsoft.com/office/drawing/2015/9/8/chartex" xmlns:cx2="http://schemas.microsoft.com/office/drawing/2015/10/21/chartex" xmlns:cx3="http://schemas.microsoft.com/office/drawing/2016/5/9/chartex" xmlns:cx4="http://schemas.microsoft.com/office/drawing/2016/5/10/chartex" xmlns:cx5="http://schemas.microsoft.com/office/drawing/2016/5/11/chartex" xmlns:cx6="http://schemas.microsoft.com/office/drawing/2016/5/12/chartex" xmlns:cx7="http://schemas.microsoft.com/office/drawing/2016/5/13/chartex" xmlns:cx8="http://schemas.microsoft.com/office/drawing/2016/5/14/chartex" xmlns:mc="http://schemas.openxmlformats.org/markup-compatibility/2006" xmlns:aink="http://schemas.microsoft.com/office/drawing/2016/ink" xmlns:am3d="http://schemas.microsoft.com/office/drawing/2017/model3d" xmlns:o="urn:schemas-microsoft-com:office:office" xmlns:oel="http://schemas.microsoft.com/office/2019/extlst" xmlns:r="http://schemas.openxmlformats.org/officeDocument/2006/relationships" xmlns:m="http://schemas.openxmlformats.org/officeDocument/2006/math" xmlns:v="urn:schemas-microsoft-com:vml" xmlns:wp14="http://schemas.microsoft.com/office/word/2010/wordprocessingDrawing" xmlns:wp="http://schemas.openxmlformats.org/drawingml/2006/wordprocessingDrawing" xmlns:w10="urn:schemas-microsoft-com:office:word" xmlns:w="http://schemas.openxmlformats.org/wordprocessingml/2006/main" xmlns:w14="http://schemas.microsoft.com/office/word/2010/wordml" xmlns:w15="http://schemas.microsoft.com/office/word/2012/wordml" xmlns:w16cex="http://schemas.microsoft.com/office/word/2018/wordml/cex" xmlns:w16cid="http://schemas.microsoft.com/office/word/2016/wordml/cid" xmlns:w16="http://schemas.microsoft.com/office/word/2018/wordml" xmlns:w16du="http://schemas.microsoft.com/office/word/2023/wordml/word16du" xmlns:w16sdtdh="http://schemas.microsoft.com/office/word/2020/wordml/sdtdatahash" xmlns:w16sdtfl="http://schemas.microsoft.com/office/word/2024/wordml/sdtformatlock" xmlns:w16se="http://schemas.microsoft.com/office/word/2015/wordml/symex" xmlns:wpg="http://schemas.microsoft.com/office/word/2010/wordprocessingGroup" xmlns:wpi="http://schemas.microsoft.com/office/word/2010/wordprocessingInk" xmlns:wne="http://schemas.microsoft.com/office/word/2006/wordml" xmlns:wps="http://schemas.microsoft.com/office/word/2010/wordprocessingShape" mc:Ignorable="w14 w15 w16se w16cid w16 w16cex w16sdtdh w16sdtfl w16du wp14">
   <w:body>
     <w:p>
       <w:pPr>
@@ -258,19 +258,8 @@
           <w:vertAlign w:val="superscript"/>
           <w:lang w:eastAsia="ru-RU"/>
         </w:rPr>
-        <w:t>(</w:t>
-      </w:r>
-      <w:proofErr w:type="gramStart"/>
-      <w:r>
-        <w:rPr>
-          <w:i/>
-          <w:sz w:val="24"/>
-          <w:vertAlign w:val="superscript"/>
-          <w:lang w:eastAsia="ru-RU"/>
-        </w:rPr>
-        <w:t xml:space="preserve">должность,   </w:t>
-      </w:r>
-      <w:proofErr w:type="gramEnd"/>
+        <w:t xml:space="preserve">(должность,   </w:t>
+      </w:r>
       <w:r>
         <w:rPr>
           <w:i/>
@@ -396,7 +385,6 @@
         </w:rPr>
         <w:t>Дата</w:t>
       </w:r>
-      <w:proofErr w:type="gramStart"/>
       <w:r>
         <w:rPr>
           <w:sz w:val="24"/>
@@ -409,15 +397,7 @@
           <w:sz w:val="24"/>
           <w:lang w:eastAsia="ru-RU"/>
         </w:rPr>
-        <w:t xml:space="preserve"> «</w:t>
-      </w:r>
-      <w:proofErr w:type="gramEnd"/>
-      <w:r>
-        <w:rPr>
-          <w:sz w:val="24"/>
-          <w:lang w:eastAsia="ru-RU"/>
-        </w:rPr>
-        <w:t xml:space="preserve"> _</w:t>
+        <w:t xml:space="preserve"> « _</w:t>
       </w:r>
       <w:r>
         <w:rPr>
@@ -1202,23 +1182,7 @@
           <w:color w:val="000000" w:themeColor="text1"/>
           <w:sz w:val="24"/>
         </w:rPr>
-        <w:t xml:space="preserve">ГОСТ Р 59795-2021, ГОСТ Р 59792-2021, СТП </w:t>
-      </w:r>
-      <w:proofErr w:type="spellStart"/>
-      <w:r>
-        <w:rPr>
-          <w:color w:val="000000" w:themeColor="text1"/>
-          <w:sz w:val="24"/>
-        </w:rPr>
-        <w:t>ВятГУ</w:t>
-      </w:r>
-      <w:proofErr w:type="spellEnd"/>
-      <w:r>
-        <w:rPr>
-          <w:color w:val="000000" w:themeColor="text1"/>
-          <w:sz w:val="24"/>
-        </w:rPr>
-        <w:t xml:space="preserve"> 101-2004. </w:t>
+        <w:t>ГОСТ Р 59795-2021, ГОСТ Р 59792-2021, СТП ВятГУ 101-2004. </w:t>
       </w:r>
     </w:p>
     <w:p>
@@ -3167,8 +3131,6 @@
         </w:sectPr>
       </w:pPr>
     </w:p>
-    <w:bookmarkStart w:id="0" w:name="_GoBack"/>
-    <w:bookmarkEnd w:id="0"/>
     <w:p>
       <w:pPr>
         <w:jc w:val="center"/>
@@ -3181,7 +3143,6 @@
         <w:rPr>
           <w:sz w:val="24"/>
         </w:rPr>
-        <w:lastRenderedPageBreak/>
         <w:fldChar w:fldCharType="begin"/>
       </w:r>
       <w:r>
@@ -3225,22 +3186,22 @@
         <w:lastRenderedPageBreak/>
         <w:fldChar w:fldCharType="end"/>
       </w:r>
-      <w:bookmarkStart w:id="1" w:name="__RefHeading___Toc215834444"/>
-      <w:bookmarkStart w:id="2" w:name="_Объект_испытаний"/>
-      <w:bookmarkStart w:id="3" w:name="_Toc135483136"/>
-      <w:bookmarkStart w:id="4" w:name="_Toc213788963"/>
+      <w:bookmarkStart w:id="0" w:name="__RefHeading___Toc215834444"/>
+      <w:bookmarkStart w:id="1" w:name="_Объект_испытаний"/>
+      <w:bookmarkStart w:id="2" w:name="_Toc135483136"/>
+      <w:bookmarkStart w:id="3" w:name="_Toc213788963"/>
+      <w:bookmarkEnd w:id="0"/>
       <w:bookmarkEnd w:id="1"/>
+      <w:r>
+        <w:rPr>
+          <w:rFonts w:ascii="Times New Roman" w:hAnsi="Times New Roman" w:cs="Times New Roman"/>
+          <w:sz w:val="24"/>
+          <w:szCs w:val="24"/>
+        </w:rPr>
+        <w:t>Объект испытаний</w:t>
+      </w:r>
       <w:bookmarkEnd w:id="2"/>
-      <w:r>
-        <w:rPr>
-          <w:rFonts w:ascii="Times New Roman" w:hAnsi="Times New Roman" w:cs="Times New Roman"/>
-          <w:sz w:val="24"/>
-          <w:szCs w:val="24"/>
-        </w:rPr>
-        <w:t>Объект испытаний</w:t>
-      </w:r>
       <w:bookmarkEnd w:id="3"/>
-      <w:bookmarkEnd w:id="4"/>
     </w:p>
     <w:p>
       <w:pPr>
@@ -3275,20 +3236,20 @@
           <w:szCs w:val="24"/>
         </w:rPr>
       </w:pPr>
-      <w:bookmarkStart w:id="5" w:name="__RefHeading___Toc215834445"/>
-      <w:bookmarkStart w:id="6" w:name="_Toc135483137"/>
-      <w:bookmarkStart w:id="7" w:name="_Toc213788964"/>
+      <w:bookmarkStart w:id="4" w:name="__RefHeading___Toc215834445"/>
+      <w:bookmarkStart w:id="5" w:name="_Toc135483137"/>
+      <w:bookmarkStart w:id="6" w:name="_Toc213788964"/>
+      <w:bookmarkEnd w:id="4"/>
+      <w:r>
+        <w:rPr>
+          <w:rFonts w:ascii="Times New Roman" w:hAnsi="Times New Roman" w:cs="Times New Roman"/>
+          <w:sz w:val="24"/>
+          <w:szCs w:val="24"/>
+        </w:rPr>
+        <w:t>Наименование системы</w:t>
+      </w:r>
       <w:bookmarkEnd w:id="5"/>
-      <w:r>
-        <w:rPr>
-          <w:rFonts w:ascii="Times New Roman" w:hAnsi="Times New Roman" w:cs="Times New Roman"/>
-          <w:sz w:val="24"/>
-          <w:szCs w:val="24"/>
-        </w:rPr>
-        <w:t>Наименование системы</w:t>
-      </w:r>
       <w:bookmarkEnd w:id="6"/>
-      <w:bookmarkEnd w:id="7"/>
     </w:p>
     <w:p>
       <w:pPr>
@@ -3344,7 +3305,7 @@
           <w:lang w:val="en-US"/>
         </w:rPr>
       </w:pPr>
-      <w:bookmarkStart w:id="8" w:name="_Toc213788965"/>
+      <w:bookmarkStart w:id="7" w:name="_Toc213788965"/>
       <w:r>
         <w:rPr>
           <w:rFonts w:ascii="Times New Roman" w:hAnsi="Times New Roman" w:cs="Times New Roman"/>
@@ -3370,7 +3331,7 @@
         </w:rPr>
         <w:t>информационной системы</w:t>
       </w:r>
-      <w:bookmarkEnd w:id="8"/>
+      <w:bookmarkEnd w:id="7"/>
     </w:p>
     <w:p>
       <w:pPr>
@@ -3464,23 +3425,7 @@
           <w:sz w:val="24"/>
           <w:szCs w:val="22"/>
         </w:rPr>
-        <w:t xml:space="preserve">Модулей: Задачи, Проекты, Заметки, Календарь, Привычки, </w:t>
-      </w:r>
-      <w:proofErr w:type="spellStart"/>
-      <w:r>
-        <w:rPr>
-          <w:sz w:val="24"/>
-          <w:szCs w:val="22"/>
-        </w:rPr>
-        <w:t>Дашборд</w:t>
-      </w:r>
-      <w:proofErr w:type="spellEnd"/>
-      <w:r>
-        <w:rPr>
-          <w:sz w:val="24"/>
-          <w:szCs w:val="22"/>
-        </w:rPr>
-        <w:t>, Поиск</w:t>
+        <w:t>Модулей: Задачи, Проекты, Заметки, Календарь, Привычки, Дашборд, Поиск</w:t>
       </w:r>
       <w:r>
         <w:br w:type="page"/>
@@ -3506,10 +3451,10 @@
           <w:lang w:val="en-US"/>
         </w:rPr>
       </w:pPr>
-      <w:bookmarkStart w:id="9" w:name="__RefHeading___Toc215834448"/>
-      <w:bookmarkStart w:id="10" w:name="_Toc135483140"/>
-      <w:bookmarkStart w:id="11" w:name="_Toc213788966"/>
-      <w:bookmarkEnd w:id="9"/>
+      <w:bookmarkStart w:id="8" w:name="__RefHeading___Toc215834448"/>
+      <w:bookmarkStart w:id="9" w:name="_Toc135483140"/>
+      <w:bookmarkStart w:id="10" w:name="_Toc213788966"/>
+      <w:bookmarkEnd w:id="8"/>
       <w:r>
         <w:rPr>
           <w:rFonts w:ascii="Times New Roman" w:hAnsi="Times New Roman" w:cs="Times New Roman"/>
@@ -3536,8 +3481,8 @@
         </w:rPr>
         <w:t>испытаний</w:t>
       </w:r>
+      <w:bookmarkEnd w:id="9"/>
       <w:bookmarkEnd w:id="10"/>
-      <w:bookmarkEnd w:id="11"/>
     </w:p>
     <w:p>
       <w:pPr>
@@ -3606,10 +3551,10 @@
           <w:szCs w:val="24"/>
         </w:rPr>
       </w:pPr>
-      <w:bookmarkStart w:id="12" w:name="__RefHeading___Toc215834449"/>
-      <w:bookmarkStart w:id="13" w:name="_Toc135483141"/>
-      <w:bookmarkStart w:id="14" w:name="_Toc213788967"/>
-      <w:bookmarkEnd w:id="12"/>
+      <w:bookmarkStart w:id="11" w:name="__RefHeading___Toc215834449"/>
+      <w:bookmarkStart w:id="12" w:name="_Toc135483141"/>
+      <w:bookmarkStart w:id="13" w:name="_Toc213788967"/>
+      <w:bookmarkEnd w:id="11"/>
       <w:r>
         <w:rPr>
           <w:rFonts w:ascii="Times New Roman" w:hAnsi="Times New Roman" w:cs="Times New Roman"/>
@@ -3619,8 +3564,8 @@
         <w:lastRenderedPageBreak/>
         <w:t>Общие положения</w:t>
       </w:r>
+      <w:bookmarkEnd w:id="12"/>
       <w:bookmarkEnd w:id="13"/>
-      <w:bookmarkEnd w:id="14"/>
     </w:p>
     <w:p>
       <w:pPr>
@@ -3673,20 +3618,20 @@
           <w:szCs w:val="24"/>
         </w:rPr>
       </w:pPr>
-      <w:bookmarkStart w:id="15" w:name="__RefHeading___Toc215834450"/>
-      <w:bookmarkStart w:id="16" w:name="_Toc135483142"/>
-      <w:bookmarkStart w:id="17" w:name="_Toc213788968"/>
+      <w:bookmarkStart w:id="14" w:name="__RefHeading___Toc215834450"/>
+      <w:bookmarkStart w:id="15" w:name="_Toc135483142"/>
+      <w:bookmarkStart w:id="16" w:name="_Toc213788968"/>
+      <w:bookmarkEnd w:id="14"/>
+      <w:r>
+        <w:rPr>
+          <w:rFonts w:ascii="Times New Roman" w:hAnsi="Times New Roman" w:cs="Times New Roman"/>
+          <w:sz w:val="24"/>
+          <w:szCs w:val="24"/>
+        </w:rPr>
+        <w:t>Перечень руководящих документов, на основании которых проводятся испытания</w:t>
+      </w:r>
       <w:bookmarkEnd w:id="15"/>
-      <w:r>
-        <w:rPr>
-          <w:rFonts w:ascii="Times New Roman" w:hAnsi="Times New Roman" w:cs="Times New Roman"/>
-          <w:sz w:val="24"/>
-          <w:szCs w:val="24"/>
-        </w:rPr>
-        <w:t>Перечень руководящих документов, на основании которых проводятся испытания</w:t>
-      </w:r>
       <w:bookmarkEnd w:id="16"/>
-      <w:bookmarkEnd w:id="17"/>
     </w:p>
     <w:p>
       <w:pPr>
@@ -3803,20 +3748,20 @@
           <w:szCs w:val="24"/>
         </w:rPr>
       </w:pPr>
-      <w:bookmarkStart w:id="18" w:name="__RefHeading___Toc215834451"/>
-      <w:bookmarkStart w:id="19" w:name="_Toc135483143"/>
-      <w:bookmarkStart w:id="20" w:name="_Toc213788969"/>
+      <w:bookmarkStart w:id="17" w:name="__RefHeading___Toc215834451"/>
+      <w:bookmarkStart w:id="18" w:name="_Toc135483143"/>
+      <w:bookmarkStart w:id="19" w:name="_Toc213788969"/>
+      <w:bookmarkEnd w:id="17"/>
+      <w:r>
+        <w:rPr>
+          <w:rFonts w:ascii="Times New Roman" w:hAnsi="Times New Roman" w:cs="Times New Roman"/>
+          <w:sz w:val="24"/>
+          <w:szCs w:val="24"/>
+        </w:rPr>
+        <w:t>Место и продолжительность испытаний</w:t>
+      </w:r>
       <w:bookmarkEnd w:id="18"/>
-      <w:r>
-        <w:rPr>
-          <w:rFonts w:ascii="Times New Roman" w:hAnsi="Times New Roman" w:cs="Times New Roman"/>
-          <w:sz w:val="24"/>
-          <w:szCs w:val="24"/>
-        </w:rPr>
-        <w:t>Место и продолжительность испытаний</w:t>
-      </w:r>
       <w:bookmarkEnd w:id="19"/>
-      <w:bookmarkEnd w:id="20"/>
     </w:p>
     <w:p>
       <w:pPr>
@@ -3872,20 +3817,20 @@
           <w:szCs w:val="24"/>
         </w:rPr>
       </w:pPr>
-      <w:bookmarkStart w:id="21" w:name="__RefHeading___Toc215834452"/>
-      <w:bookmarkStart w:id="22" w:name="_Toc135483144"/>
-      <w:bookmarkStart w:id="23" w:name="_Toc213788970"/>
+      <w:bookmarkStart w:id="20" w:name="__RefHeading___Toc215834452"/>
+      <w:bookmarkStart w:id="21" w:name="_Toc135483144"/>
+      <w:bookmarkStart w:id="22" w:name="_Toc213788970"/>
+      <w:bookmarkEnd w:id="20"/>
+      <w:r>
+        <w:rPr>
+          <w:rFonts w:ascii="Times New Roman" w:hAnsi="Times New Roman" w:cs="Times New Roman"/>
+          <w:sz w:val="24"/>
+          <w:szCs w:val="24"/>
+        </w:rPr>
+        <w:t>Организации, участвующие в испытаниях</w:t>
+      </w:r>
       <w:bookmarkEnd w:id="21"/>
-      <w:r>
-        <w:rPr>
-          <w:rFonts w:ascii="Times New Roman" w:hAnsi="Times New Roman" w:cs="Times New Roman"/>
-          <w:sz w:val="24"/>
-          <w:szCs w:val="24"/>
-        </w:rPr>
-        <w:t>Организации, участвующие в испытаниях</w:t>
-      </w:r>
       <w:bookmarkEnd w:id="22"/>
-      <w:bookmarkEnd w:id="23"/>
     </w:p>
     <w:p>
       <w:pPr>
@@ -3969,36 +3914,36 @@
           <w:szCs w:val="24"/>
         </w:rPr>
       </w:pPr>
-      <w:bookmarkStart w:id="24" w:name="__RefHeading___Toc215834453"/>
-      <w:bookmarkStart w:id="25" w:name="_Toc135483145"/>
-      <w:bookmarkStart w:id="26" w:name="_Toc213788971"/>
+      <w:bookmarkStart w:id="23" w:name="__RefHeading___Toc215834453"/>
+      <w:bookmarkStart w:id="24" w:name="_Toc135483145"/>
+      <w:bookmarkStart w:id="25" w:name="_Toc213788971"/>
+      <w:bookmarkEnd w:id="23"/>
+      <w:r>
+        <w:rPr>
+          <w:rFonts w:ascii="Times New Roman" w:hAnsi="Times New Roman" w:cs="Times New Roman"/>
+          <w:sz w:val="24"/>
+          <w:szCs w:val="24"/>
+        </w:rPr>
+        <w:t>Перечень предъявляемых на испытани</w:t>
+      </w:r>
+      <w:r>
+        <w:rPr>
+          <w:rFonts w:ascii="Times New Roman" w:hAnsi="Times New Roman" w:cs="Times New Roman"/>
+          <w:sz w:val="24"/>
+          <w:szCs w:val="24"/>
+        </w:rPr>
+        <w:t>е</w:t>
+      </w:r>
+      <w:r>
+        <w:rPr>
+          <w:rFonts w:ascii="Times New Roman" w:hAnsi="Times New Roman" w:cs="Times New Roman"/>
+          <w:sz w:val="24"/>
+          <w:szCs w:val="24"/>
+        </w:rPr>
+        <w:t xml:space="preserve"> документов</w:t>
+      </w:r>
       <w:bookmarkEnd w:id="24"/>
-      <w:r>
-        <w:rPr>
-          <w:rFonts w:ascii="Times New Roman" w:hAnsi="Times New Roman" w:cs="Times New Roman"/>
-          <w:sz w:val="24"/>
-          <w:szCs w:val="24"/>
-        </w:rPr>
-        <w:t>Перечень предъявляемых на испытани</w:t>
-      </w:r>
-      <w:r>
-        <w:rPr>
-          <w:rFonts w:ascii="Times New Roman" w:hAnsi="Times New Roman" w:cs="Times New Roman"/>
-          <w:sz w:val="24"/>
-          <w:szCs w:val="24"/>
-        </w:rPr>
-        <w:t>е</w:t>
-      </w:r>
-      <w:r>
-        <w:rPr>
-          <w:rFonts w:ascii="Times New Roman" w:hAnsi="Times New Roman" w:cs="Times New Roman"/>
-          <w:sz w:val="24"/>
-          <w:szCs w:val="24"/>
-        </w:rPr>
-        <w:t xml:space="preserve"> документов</w:t>
-      </w:r>
       <w:bookmarkEnd w:id="25"/>
-      <w:bookmarkEnd w:id="26"/>
     </w:p>
     <w:p>
       <w:pPr>
@@ -4120,10 +4065,10 @@
           <w:szCs w:val="24"/>
         </w:rPr>
       </w:pPr>
-      <w:bookmarkStart w:id="27" w:name="__RefHeading___Toc215834454"/>
-      <w:bookmarkStart w:id="28" w:name="_Toc135483146"/>
-      <w:bookmarkStart w:id="29" w:name="_Toc213788972"/>
-      <w:bookmarkEnd w:id="27"/>
+      <w:bookmarkStart w:id="26" w:name="__RefHeading___Toc215834454"/>
+      <w:bookmarkStart w:id="27" w:name="_Toc135483146"/>
+      <w:bookmarkStart w:id="28" w:name="_Toc213788972"/>
+      <w:bookmarkEnd w:id="26"/>
       <w:r>
         <w:rPr>
           <w:rFonts w:ascii="Times New Roman" w:hAnsi="Times New Roman" w:cs="Times New Roman"/>
@@ -4133,8 +4078,8 @@
         <w:lastRenderedPageBreak/>
         <w:t>Объём испытаний</w:t>
       </w:r>
+      <w:bookmarkEnd w:id="27"/>
       <w:bookmarkEnd w:id="28"/>
-      <w:bookmarkEnd w:id="29"/>
     </w:p>
     <w:p>
       <w:pPr>
@@ -4169,20 +4114,20 @@
           <w:szCs w:val="24"/>
         </w:rPr>
       </w:pPr>
-      <w:bookmarkStart w:id="30" w:name="__RefHeading___Toc215834455"/>
-      <w:bookmarkStart w:id="31" w:name="_Toc135483147"/>
-      <w:bookmarkStart w:id="32" w:name="_Toc213788973"/>
+      <w:bookmarkStart w:id="29" w:name="__RefHeading___Toc215834455"/>
+      <w:bookmarkStart w:id="30" w:name="_Toc135483147"/>
+      <w:bookmarkStart w:id="31" w:name="_Toc213788973"/>
+      <w:bookmarkEnd w:id="29"/>
+      <w:r>
+        <w:rPr>
+          <w:rFonts w:ascii="Times New Roman" w:hAnsi="Times New Roman" w:cs="Times New Roman"/>
+          <w:sz w:val="24"/>
+          <w:szCs w:val="24"/>
+        </w:rPr>
+        <w:t>Перечень этапов испытаний и проверок</w:t>
+      </w:r>
       <w:bookmarkEnd w:id="30"/>
-      <w:r>
-        <w:rPr>
-          <w:rFonts w:ascii="Times New Roman" w:hAnsi="Times New Roman" w:cs="Times New Roman"/>
-          <w:sz w:val="24"/>
-          <w:szCs w:val="24"/>
-        </w:rPr>
-        <w:t>Перечень этапов испытаний и проверок</w:t>
-      </w:r>
       <w:bookmarkEnd w:id="31"/>
-      <w:bookmarkEnd w:id="32"/>
     </w:p>
     <w:p>
       <w:pPr>
@@ -4396,8 +4341,8 @@
         </w:rPr>
         <w:t>полноты действий, доступных пользователю</w:t>
       </w:r>
-      <w:bookmarkStart w:id="33" w:name="__RefHeading___Toc215834457"/>
-      <w:bookmarkEnd w:id="33"/>
+      <w:bookmarkStart w:id="32" w:name="__RefHeading___Toc215834457"/>
+      <w:bookmarkEnd w:id="32"/>
       <w:r>
         <w:rPr>
           <w:sz w:val="24"/>
@@ -4429,7 +4374,7 @@
           <w:szCs w:val="24"/>
         </w:rPr>
       </w:pPr>
-      <w:bookmarkStart w:id="34" w:name="_Toc213788974"/>
+      <w:bookmarkStart w:id="33" w:name="_Toc213788974"/>
       <w:r>
         <w:rPr>
           <w:rFonts w:ascii="Times New Roman" w:hAnsi="Times New Roman" w:cs="Times New Roman"/>
@@ -4446,7 +4391,7 @@
         </w:rPr>
         <w:t xml:space="preserve"> испытаний</w:t>
       </w:r>
-      <w:bookmarkEnd w:id="34"/>
+      <w:bookmarkEnd w:id="33"/>
     </w:p>
     <w:p>
       <w:pPr>
@@ -4586,14 +4531,12 @@
         </w:rPr>
         <w:t xml:space="preserve">роверка </w:t>
       </w:r>
-      <w:proofErr w:type="spellStart"/>
       <w:r>
         <w:rPr>
           <w:sz w:val="24"/>
         </w:rPr>
         <w:t>дашборда</w:t>
       </w:r>
-      <w:proofErr w:type="spellEnd"/>
       <w:r>
         <w:rPr>
           <w:sz w:val="24"/>
@@ -4834,7 +4777,7 @@
         <w:rPr>
           <w:sz w:val="24"/>
         </w:rPr>
-        <w:t>синхронизации с календарями</w:t>
+        <w:t>импорта данных из внешних сервисов</w:t>
       </w:r>
       <w:r>
         <w:rPr>
@@ -4875,7 +4818,7 @@
           <w:szCs w:val="24"/>
         </w:rPr>
       </w:pPr>
-      <w:bookmarkStart w:id="35" w:name="_Toc213788975"/>
+      <w:bookmarkStart w:id="34" w:name="_Toc213788975"/>
       <w:r>
         <w:rPr>
           <w:rFonts w:ascii="Times New Roman" w:hAnsi="Times New Roman" w:cs="Times New Roman"/>
@@ -4885,7 +4828,7 @@
         <w:lastRenderedPageBreak/>
         <w:t>Требования по испытаниям программных средств</w:t>
       </w:r>
-      <w:bookmarkEnd w:id="35"/>
+      <w:bookmarkEnd w:id="34"/>
     </w:p>
     <w:p>
       <w:pPr>
@@ -4935,7 +4878,7 @@
           <w:szCs w:val="24"/>
         </w:rPr>
       </w:pPr>
-      <w:bookmarkStart w:id="36" w:name="_Toc213788976"/>
+      <w:bookmarkStart w:id="35" w:name="_Toc213788976"/>
       <w:r>
         <w:rPr>
           <w:rFonts w:ascii="Times New Roman" w:hAnsi="Times New Roman" w:cs="Times New Roman"/>
@@ -4944,7 +4887,7 @@
         </w:rPr>
         <w:t>Перечень работ, проводимых после завершения испытаний</w:t>
       </w:r>
-      <w:bookmarkEnd w:id="36"/>
+      <w:bookmarkEnd w:id="35"/>
     </w:p>
     <w:p>
       <w:pPr>
@@ -5014,10 +4957,10 @@
           <w:lang w:val="en-US"/>
         </w:rPr>
       </w:pPr>
-      <w:bookmarkStart w:id="37" w:name="__RefHeading___Toc215834464"/>
-      <w:bookmarkStart w:id="38" w:name="_Toc135483151"/>
-      <w:bookmarkStart w:id="39" w:name="_Toc213788977"/>
-      <w:bookmarkEnd w:id="37"/>
+      <w:bookmarkStart w:id="36" w:name="__RefHeading___Toc215834464"/>
+      <w:bookmarkStart w:id="37" w:name="_Toc135483151"/>
+      <w:bookmarkStart w:id="38" w:name="_Toc213788977"/>
+      <w:bookmarkEnd w:id="36"/>
       <w:r>
         <w:rPr>
           <w:rFonts w:ascii="Times New Roman" w:hAnsi="Times New Roman" w:cs="Times New Roman"/>
@@ -5095,8 +5038,8 @@
         </w:rPr>
         <w:t>испытаний</w:t>
       </w:r>
+      <w:bookmarkEnd w:id="37"/>
       <w:bookmarkEnd w:id="38"/>
-      <w:bookmarkEnd w:id="39"/>
     </w:p>
     <w:p>
       <w:pPr>
@@ -5185,10 +5128,10 @@
           <w:szCs w:val="24"/>
         </w:rPr>
       </w:pPr>
-      <w:bookmarkStart w:id="40" w:name="__RefHeading___Toc215834465"/>
-      <w:bookmarkStart w:id="41" w:name="_Toc135483152"/>
-      <w:bookmarkStart w:id="42" w:name="_Toc213788978"/>
-      <w:bookmarkEnd w:id="40"/>
+      <w:bookmarkStart w:id="39" w:name="__RefHeading___Toc215834465"/>
+      <w:bookmarkStart w:id="40" w:name="_Toc135483152"/>
+      <w:bookmarkStart w:id="41" w:name="_Toc213788978"/>
+      <w:bookmarkEnd w:id="39"/>
       <w:r>
         <w:rPr>
           <w:rFonts w:ascii="Times New Roman" w:hAnsi="Times New Roman" w:cs="Times New Roman"/>
@@ -5198,8 +5141,8 @@
         <w:lastRenderedPageBreak/>
         <w:t>Материально-техническое обеспечение испытаний</w:t>
       </w:r>
+      <w:bookmarkEnd w:id="40"/>
       <w:bookmarkEnd w:id="41"/>
-      <w:bookmarkEnd w:id="42"/>
     </w:p>
     <w:p>
       <w:pPr>
@@ -5396,10 +5339,10 @@
           <w:szCs w:val="24"/>
         </w:rPr>
       </w:pPr>
-      <w:bookmarkStart w:id="43" w:name="__RefHeading___Toc215834466"/>
-      <w:bookmarkStart w:id="44" w:name="_Toc135483153"/>
-      <w:bookmarkStart w:id="45" w:name="_Toc213788979"/>
-      <w:bookmarkEnd w:id="43"/>
+      <w:bookmarkStart w:id="42" w:name="__RefHeading___Toc215834466"/>
+      <w:bookmarkStart w:id="43" w:name="_Toc135483153"/>
+      <w:bookmarkStart w:id="44" w:name="_Toc213788979"/>
+      <w:bookmarkEnd w:id="42"/>
       <w:r>
         <w:rPr>
           <w:rFonts w:ascii="Times New Roman" w:hAnsi="Times New Roman" w:cs="Times New Roman"/>
@@ -5409,8 +5352,8 @@
         <w:lastRenderedPageBreak/>
         <w:t>Метрологическое обеспечение испытаний</w:t>
       </w:r>
+      <w:bookmarkEnd w:id="43"/>
       <w:bookmarkEnd w:id="44"/>
-      <w:bookmarkEnd w:id="45"/>
     </w:p>
     <w:p>
       <w:pPr>
@@ -5474,10 +5417,10 @@
           <w:szCs w:val="24"/>
         </w:rPr>
       </w:pPr>
-      <w:bookmarkStart w:id="46" w:name="__RefHeading___Toc215834467"/>
-      <w:bookmarkStart w:id="47" w:name="_Toc135483154"/>
-      <w:bookmarkStart w:id="48" w:name="_Toc213788980"/>
-      <w:bookmarkEnd w:id="46"/>
+      <w:bookmarkStart w:id="45" w:name="__RefHeading___Toc215834467"/>
+      <w:bookmarkStart w:id="46" w:name="_Toc135483154"/>
+      <w:bookmarkStart w:id="47" w:name="_Toc213788980"/>
+      <w:bookmarkEnd w:id="45"/>
       <w:r>
         <w:rPr>
           <w:rFonts w:ascii="Times New Roman" w:hAnsi="Times New Roman" w:cs="Times New Roman"/>
@@ -5487,8 +5430,8 @@
         <w:lastRenderedPageBreak/>
         <w:t>Отчётность</w:t>
       </w:r>
+      <w:bookmarkEnd w:id="46"/>
       <w:bookmarkEnd w:id="47"/>
-      <w:bookmarkEnd w:id="48"/>
     </w:p>
     <w:p>
       <w:pPr>
@@ -5876,7 +5819,7 @@
           <w:szCs w:val="24"/>
         </w:rPr>
       </w:pPr>
-      <w:bookmarkStart w:id="49" w:name="_Toc213788981"/>
+      <w:bookmarkStart w:id="48" w:name="_Toc213788981"/>
       <w:r>
         <w:rPr>
           <w:rFonts w:ascii="Times New Roman" w:hAnsi="Times New Roman" w:cs="Times New Roman"/>
@@ -5886,7 +5829,7 @@
         <w:lastRenderedPageBreak/>
         <w:t>Приложение А. Методика проведения испытаний</w:t>
       </w:r>
-      <w:bookmarkEnd w:id="49"/>
+      <w:bookmarkEnd w:id="48"/>
     </w:p>
     <w:tbl>
       <w:tblPr>
@@ -5938,29 +5881,7 @@
                 <w:sz w:val="24"/>
                 <w:lang w:eastAsia="ar-SA"/>
               </w:rPr>
-              <w:t xml:space="preserve">№ </w:t>
-            </w:r>
-            <w:proofErr w:type="spellStart"/>
-            <w:r>
-              <w:rPr>
-                <w:rFonts w:eastAsia="SimSun"/>
-                <w:b/>
-                <w:bCs/>
-                <w:sz w:val="24"/>
-                <w:lang w:eastAsia="ar-SA"/>
-              </w:rPr>
-              <w:t>п.п</w:t>
-            </w:r>
-            <w:proofErr w:type="spellEnd"/>
-            <w:r>
-              <w:rPr>
-                <w:rFonts w:eastAsia="SimSun"/>
-                <w:b/>
-                <w:bCs/>
-                <w:sz w:val="24"/>
-                <w:lang w:eastAsia="ar-SA"/>
-              </w:rPr>
-              <w:t>.</w:t>
+              <w:t>№ п.п.</w:t>
             </w:r>
           </w:p>
         </w:tc>
@@ -6271,25 +6192,7 @@
                 <w:sz w:val="24"/>
                 <w:lang w:eastAsia="ar-SA"/>
               </w:rPr>
-              <w:t xml:space="preserve">в наличии и составлено с учетом требований ГОСТ 34.602–2020, СТП </w:t>
-            </w:r>
-            <w:proofErr w:type="spellStart"/>
-            <w:r>
-              <w:rPr>
-                <w:rFonts w:eastAsia="SimSun"/>
-                <w:sz w:val="24"/>
-                <w:lang w:eastAsia="ar-SA"/>
-              </w:rPr>
-              <w:t>ВятГУ</w:t>
-            </w:r>
-            <w:proofErr w:type="spellEnd"/>
-            <w:r>
-              <w:rPr>
-                <w:rFonts w:eastAsia="SimSun"/>
-                <w:sz w:val="24"/>
-                <w:lang w:eastAsia="ar-SA"/>
-              </w:rPr>
-              <w:t xml:space="preserve"> 101-2004, ГОСТ 7.32-2017</w:t>
+              <w:t>в наличии и составлено с учетом требований ГОСТ 34.602–2020, СТП ВятГУ 101-2004, ГОСТ 7.32-2017</w:t>
             </w:r>
             <w:r>
               <w:rPr>
@@ -6874,18 +6777,8 @@
                 <w:sz w:val="24"/>
                 <w:lang w:eastAsia="ar-SA"/>
               </w:rPr>
-              <w:t xml:space="preserve">При входе: успешная аутентификация, переход на </w:t>
-            </w:r>
-            <w:proofErr w:type="spellStart"/>
-            <w:r>
-              <w:rPr>
-                <w:rFonts w:eastAsia="SimSun"/>
-                <w:sz w:val="24"/>
-                <w:lang w:eastAsia="ar-SA"/>
-              </w:rPr>
-              <w:t>дашборд</w:t>
-            </w:r>
-            <w:proofErr w:type="spellEnd"/>
+              <w:t>При входе: успешная аутентификация, переход на дашборд</w:t>
+            </w:r>
           </w:p>
           <w:p>
             <w:pPr>
@@ -6970,14 +6863,12 @@
               </w:rPr>
               <w:t xml:space="preserve">роверка </w:t>
             </w:r>
-            <w:proofErr w:type="spellStart"/>
             <w:r>
               <w:rPr>
                 <w:sz w:val="24"/>
               </w:rPr>
               <w:t>дашборда</w:t>
             </w:r>
-            <w:proofErr w:type="spellEnd"/>
           </w:p>
         </w:tc>
         <w:tc>
@@ -7040,25 +6931,7 @@
                 <w:sz w:val="24"/>
                 <w:lang w:eastAsia="ar-SA"/>
               </w:rPr>
-              <w:t xml:space="preserve">Проверить отображение основных </w:t>
-            </w:r>
-            <w:proofErr w:type="spellStart"/>
-            <w:r>
-              <w:rPr>
-                <w:rFonts w:eastAsia="SimSun"/>
-                <w:sz w:val="24"/>
-                <w:lang w:eastAsia="ar-SA"/>
-              </w:rPr>
-              <w:t>виджетов</w:t>
-            </w:r>
-            <w:proofErr w:type="spellEnd"/>
-            <w:r>
-              <w:rPr>
-                <w:rFonts w:eastAsia="SimSun"/>
-                <w:sz w:val="24"/>
-                <w:lang w:eastAsia="ar-SA"/>
-              </w:rPr>
-              <w:t>:</w:t>
+              <w:t>Проверить отображение основных виджетов:</w:t>
             </w:r>
           </w:p>
           <w:p>
@@ -7227,43 +7100,7 @@
                 <w:sz w:val="24"/>
                 <w:lang w:eastAsia="ar-SA"/>
               </w:rPr>
-              <w:t xml:space="preserve">На </w:t>
-            </w:r>
-            <w:proofErr w:type="spellStart"/>
-            <w:r>
-              <w:rPr>
-                <w:rFonts w:eastAsia="SimSun"/>
-                <w:sz w:val="24"/>
-                <w:lang w:eastAsia="ar-SA"/>
-              </w:rPr>
-              <w:t>дашборде</w:t>
-            </w:r>
-            <w:proofErr w:type="spellEnd"/>
-            <w:r>
-              <w:rPr>
-                <w:rFonts w:eastAsia="SimSun"/>
-                <w:sz w:val="24"/>
-                <w:lang w:eastAsia="ar-SA"/>
-              </w:rPr>
-              <w:t xml:space="preserve"> отображаются все основные </w:t>
-            </w:r>
-            <w:proofErr w:type="spellStart"/>
-            <w:r>
-              <w:rPr>
-                <w:rFonts w:eastAsia="SimSun"/>
-                <w:sz w:val="24"/>
-                <w:lang w:eastAsia="ar-SA"/>
-              </w:rPr>
-              <w:t>виджеты</w:t>
-            </w:r>
-            <w:proofErr w:type="spellEnd"/>
-            <w:r>
-              <w:rPr>
-                <w:rFonts w:eastAsia="SimSun"/>
-                <w:sz w:val="24"/>
-                <w:lang w:eastAsia="ar-SA"/>
-              </w:rPr>
-              <w:t xml:space="preserve"> с актуальной информацией. Статистика рассчитывается корректно. После обновления страницы данные сохраняются и правильно отображаются</w:t>
+              <w:t>На дашборде отображаются все основные виджеты с актуальной информацией. Статистика рассчитывается корректно. После обновления страницы данные сохраняются и правильно отображаются</w:t>
             </w:r>
           </w:p>
         </w:tc>
@@ -7654,25 +7491,7 @@
                 <w:sz w:val="24"/>
                 <w:lang w:eastAsia="ar-SA"/>
               </w:rPr>
-              <w:t xml:space="preserve">Задача создается и отображается в списке. Подзадачи привязываются к основной задаче. При редактировании изменения сохраняются. На </w:t>
-            </w:r>
-            <w:proofErr w:type="spellStart"/>
-            <w:r>
-              <w:rPr>
-                <w:rFonts w:eastAsia="SimSun"/>
-                <w:sz w:val="24"/>
-                <w:lang w:eastAsia="ar-SA"/>
-              </w:rPr>
-              <w:t>канбан</w:t>
-            </w:r>
-            <w:proofErr w:type="spellEnd"/>
-            <w:r>
-              <w:rPr>
-                <w:rFonts w:eastAsia="SimSun"/>
-                <w:sz w:val="24"/>
-                <w:lang w:eastAsia="ar-SA"/>
-              </w:rPr>
-              <w:t>-доске статус задачи меняется при перетаскивании. Все изменения синхронизируются в реальном времени</w:t>
+              <w:t>Задача создается и отображается в списке. Подзадачи привязываются к основной задаче. При редактировании изменения сохраняются. На канбан-доске статус задачи меняется при перетаскивании. Все изменения синхронизируются в реальном времени</w:t>
             </w:r>
           </w:p>
         </w:tc>
@@ -8612,7 +8431,6 @@
                 <w:sz w:val="24"/>
                 <w:lang w:eastAsia="ar-SA"/>
               </w:rPr>
-              <w:lastRenderedPageBreak/>
               <w:t>8</w:t>
             </w:r>
           </w:p>
@@ -9497,7 +9315,6 @@
                 <w:sz w:val="24"/>
                 <w:lang w:eastAsia="ar-SA"/>
               </w:rPr>
-              <w:lastRenderedPageBreak/>
               <w:t>10</w:t>
             </w:r>
           </w:p>
@@ -9789,25 +9606,7 @@
                 <w:sz w:val="24"/>
                 <w:lang w:eastAsia="ar-SA"/>
               </w:rPr>
-              <w:t xml:space="preserve">Проверить </w:t>
-            </w:r>
-            <w:proofErr w:type="spellStart"/>
-            <w:r>
-              <w:rPr>
-                <w:rFonts w:eastAsia="SimSun"/>
-                <w:sz w:val="24"/>
-                <w:lang w:eastAsia="ar-SA"/>
-              </w:rPr>
-              <w:t>предпросмотр</w:t>
-            </w:r>
-            <w:proofErr w:type="spellEnd"/>
-            <w:r>
-              <w:rPr>
-                <w:rFonts w:eastAsia="SimSun"/>
-                <w:sz w:val="24"/>
-                <w:lang w:eastAsia="ar-SA"/>
-              </w:rPr>
-              <w:t xml:space="preserve"> содержимого</w:t>
+              <w:t>Проверить предпросмотр содержимого</w:t>
             </w:r>
           </w:p>
           <w:p>
@@ -9863,25 +9662,7 @@
                 <w:sz w:val="24"/>
                 <w:lang w:eastAsia="ar-SA"/>
               </w:rPr>
-              <w:t xml:space="preserve">Поиск находит совпадения во всех модулях системы. Фильтры корректно ограничивают область поиска. Результаты ранжируются по релевантности. </w:t>
-            </w:r>
-            <w:proofErr w:type="spellStart"/>
-            <w:r>
-              <w:rPr>
-                <w:rFonts w:eastAsia="SimSun"/>
-                <w:sz w:val="24"/>
-                <w:lang w:eastAsia="ar-SA"/>
-              </w:rPr>
-              <w:t>Предпросмотр</w:t>
-            </w:r>
-            <w:proofErr w:type="spellEnd"/>
-            <w:r>
-              <w:rPr>
-                <w:rFonts w:eastAsia="SimSun"/>
-                <w:sz w:val="24"/>
-                <w:lang w:eastAsia="ar-SA"/>
-              </w:rPr>
-              <w:t xml:space="preserve"> показывает контекст найденного. Переход по результату открывает соответствующий элемент</w:t>
+              <w:t>Поиск находит совпадения во всех модулях системы. Фильтры корректно ограничивают область поиска. Результаты ранжируются по релевантности. Предпросмотр показывает контекст найденного. Переход по результату открывает соответствующий элемент</w:t>
             </w:r>
           </w:p>
         </w:tc>
@@ -9951,7 +9732,7 @@
               <w:rPr>
                 <w:sz w:val="24"/>
               </w:rPr>
-              <w:t>синхронизации с календарями</w:t>
+              <w:t>импорта данных из внешних сервисов</w:t>
             </w:r>
           </w:p>
         </w:tc>
@@ -9980,7 +9761,23 @@
                 <w:sz w:val="24"/>
                 <w:lang w:eastAsia="ar-SA"/>
               </w:rPr>
-              <w:t>Настройка синхронизации:</w:t>
+              <w:t xml:space="preserve">Настройка </w:t>
+            </w:r>
+            <w:r>
+              <w:rPr>
+                <w:rFonts w:eastAsia="SimSun"/>
+                <w:sz w:val="24"/>
+                <w:lang w:eastAsia="ar-SA"/>
+              </w:rPr>
+              <w:t>импорта</w:t>
+            </w:r>
+            <w:r>
+              <w:rPr>
+                <w:rFonts w:eastAsia="SimSun"/>
+                <w:sz w:val="24"/>
+                <w:lang w:eastAsia="ar-SA"/>
+              </w:rPr>
+              <w:t>:</w:t>
             </w:r>
           </w:p>
           <w:p>
@@ -10030,23 +9827,7 @@
                 <w:sz w:val="24"/>
                 <w:lang w:eastAsia="ar-SA"/>
               </w:rPr>
-              <w:t>Выбрать «</w:t>
-            </w:r>
-            <w:r>
-              <w:rPr>
-                <w:rFonts w:eastAsia="SimSun"/>
-                <w:sz w:val="24"/>
-                <w:lang w:val="en-US" w:eastAsia="ar-SA"/>
-              </w:rPr>
-              <w:t>Google Calendar</w:t>
-            </w:r>
-            <w:r>
-              <w:rPr>
-                <w:rFonts w:eastAsia="SimSun"/>
-                <w:sz w:val="24"/>
-                <w:lang w:eastAsia="ar-SA"/>
-              </w:rPr>
-              <w:t>»</w:t>
+              <w:t>Выбрать сервис (например, «Google Calendar»)</w:t>
             </w:r>
           </w:p>
           <w:p>
@@ -10071,33 +9852,8 @@
                 <w:sz w:val="24"/>
                 <w:lang w:eastAsia="ar-SA"/>
               </w:rPr>
-              <w:t xml:space="preserve">Пройти процедуру </w:t>
-            </w:r>
-            <w:proofErr w:type="spellStart"/>
-            <w:r>
-              <w:rPr>
-                <w:rFonts w:eastAsia="SimSun"/>
-                <w:sz w:val="24"/>
-                <w:lang w:eastAsia="ar-SA"/>
-              </w:rPr>
-              <w:t>ауентификации</w:t>
-            </w:r>
-            <w:proofErr w:type="spellEnd"/>
-            <w:r>
-              <w:rPr>
-                <w:rFonts w:eastAsia="SimSun"/>
-                <w:sz w:val="24"/>
-                <w:lang w:eastAsia="ar-SA"/>
-              </w:rPr>
-              <w:t xml:space="preserve"> </w:t>
-            </w:r>
-            <w:r>
-              <w:rPr>
-                <w:rFonts w:eastAsia="SimSun"/>
-                <w:sz w:val="24"/>
-                <w:lang w:val="en-US" w:eastAsia="ar-SA"/>
-              </w:rPr>
-              <w:t>OAuth 2.0</w:t>
+              <w:lastRenderedPageBreak/>
+              <w:t>Выбрать сервис (например, «Google Calendar»)</w:t>
             </w:r>
           </w:p>
           <w:p>
@@ -10122,8 +9878,7 @@
                 <w:sz w:val="24"/>
                 <w:lang w:eastAsia="ar-SA"/>
               </w:rPr>
-              <w:lastRenderedPageBreak/>
-              <w:t>Настроить параметры синхронизации</w:t>
+              <w:t>Настроить параметры импорта (какие календари/чаты импортировать, периодичность)</w:t>
             </w:r>
           </w:p>
           <w:p>
@@ -10142,7 +9897,23 @@
                 <w:sz w:val="24"/>
                 <w:lang w:eastAsia="ar-SA"/>
               </w:rPr>
-              <w:t>Проверка импорта:</w:t>
+              <w:t>Проверка импорта</w:t>
+            </w:r>
+            <w:r>
+              <w:rPr>
+                <w:rFonts w:eastAsia="SimSun"/>
+                <w:sz w:val="24"/>
+                <w:lang w:eastAsia="ar-SA"/>
+              </w:rPr>
+              <w:t xml:space="preserve"> событий</w:t>
+            </w:r>
+            <w:r>
+              <w:rPr>
+                <w:rFonts w:eastAsia="SimSun"/>
+                <w:sz w:val="24"/>
+                <w:lang w:eastAsia="ar-SA"/>
+              </w:rPr>
+              <w:t>:</w:t>
             </w:r>
           </w:p>
           <w:p>
@@ -10167,31 +9938,7 @@
                 <w:sz w:val="24"/>
                 <w:lang w:eastAsia="ar-SA"/>
               </w:rPr>
-              <w:t xml:space="preserve">Создать событие в </w:t>
-            </w:r>
-            <w:r>
-              <w:rPr>
-                <w:rFonts w:eastAsia="SimSun"/>
-                <w:sz w:val="24"/>
-                <w:lang w:val="en-US" w:eastAsia="ar-SA"/>
-              </w:rPr>
-              <w:t>Google</w:t>
-            </w:r>
-            <w:r>
-              <w:rPr>
-                <w:rFonts w:eastAsia="SimSun"/>
-                <w:sz w:val="24"/>
-                <w:lang w:eastAsia="ar-SA"/>
-              </w:rPr>
-              <w:t xml:space="preserve"> </w:t>
-            </w:r>
-            <w:r>
-              <w:rPr>
-                <w:rFonts w:eastAsia="SimSun"/>
-                <w:sz w:val="24"/>
-                <w:lang w:val="en-US" w:eastAsia="ar-SA"/>
-              </w:rPr>
-              <w:t>Calendar</w:t>
+              <w:t>Создать тестовое событие во внешнем календаре (Google/Яндекс)</w:t>
             </w:r>
           </w:p>
           <w:p>
@@ -10216,26 +9963,7 @@
                 <w:sz w:val="24"/>
                 <w:lang w:eastAsia="ar-SA"/>
               </w:rPr>
-              <w:t>Проверить появления событий в системе</w:t>
-            </w:r>
-          </w:p>
-          <w:p>
-            <w:pPr>
-              <w:suppressLineNumbers/>
-              <w:ind w:left="261" w:hanging="261"/>
-              <w:rPr>
-                <w:rFonts w:eastAsia="SimSun"/>
-                <w:sz w:val="24"/>
-                <w:lang w:eastAsia="ar-SA"/>
-              </w:rPr>
-            </w:pPr>
-            <w:r>
-              <w:rPr>
-                <w:rFonts w:eastAsia="SimSun"/>
-                <w:sz w:val="24"/>
-                <w:lang w:eastAsia="ar-SA"/>
-              </w:rPr>
-              <w:t>Проверка экспорта:</w:t>
+              <w:t>В системе запустить ручную синхронизацию или дождаться автоматической</w:t>
             </w:r>
           </w:p>
           <w:p>
@@ -10260,7 +9988,42 @@
                 <w:sz w:val="24"/>
                 <w:lang w:eastAsia="ar-SA"/>
               </w:rPr>
-              <w:t>Создать событие в системе</w:t>
+              <w:t>Проверить появление импортированного события в календаре системы</w:t>
+            </w:r>
+          </w:p>
+          <w:p>
+            <w:pPr>
+              <w:suppressLineNumbers/>
+              <w:ind w:left="261" w:hanging="261"/>
+              <w:rPr>
+                <w:rFonts w:eastAsia="SimSun"/>
+                <w:sz w:val="24"/>
+                <w:lang w:eastAsia="ar-SA"/>
+              </w:rPr>
+            </w:pPr>
+            <w:r>
+              <w:rPr>
+                <w:rFonts w:eastAsia="SimSun"/>
+                <w:sz w:val="24"/>
+                <w:lang w:eastAsia="ar-SA"/>
+              </w:rPr>
+              <w:t xml:space="preserve">Проверка </w:t>
+            </w:r>
+            <w:r>
+              <w:rPr>
+                <w:rFonts w:eastAsia="SimSun"/>
+                <w:sz w:val="24"/>
+                <w:lang w:eastAsia="ar-SA"/>
+              </w:rPr>
+              <w:t>импорта заметок</w:t>
+            </w:r>
+            <w:r>
+              <w:rPr>
+                <w:rFonts w:eastAsia="SimSun"/>
+                <w:sz w:val="24"/>
+                <w:lang w:eastAsia="ar-SA"/>
+              </w:rPr>
+              <w:t>:</w:t>
             </w:r>
           </w:p>
           <w:p>
@@ -10285,50 +10048,7 @@
                 <w:sz w:val="24"/>
                 <w:lang w:eastAsia="ar-SA"/>
               </w:rPr>
-              <w:t xml:space="preserve">Проверить появление события в </w:t>
-            </w:r>
-            <w:r>
-              <w:rPr>
-                <w:rFonts w:eastAsia="SimSun"/>
-                <w:sz w:val="24"/>
-                <w:lang w:val="en-US" w:eastAsia="ar-SA"/>
-              </w:rPr>
-              <w:t>Google</w:t>
-            </w:r>
-            <w:r>
-              <w:rPr>
-                <w:rFonts w:eastAsia="SimSun"/>
-                <w:sz w:val="24"/>
-                <w:lang w:eastAsia="ar-SA"/>
-              </w:rPr>
-              <w:t xml:space="preserve"> </w:t>
-            </w:r>
-            <w:r>
-              <w:rPr>
-                <w:rFonts w:eastAsia="SimSun"/>
-                <w:sz w:val="24"/>
-                <w:lang w:val="en-US" w:eastAsia="ar-SA"/>
-              </w:rPr>
-              <w:t>Calendar</w:t>
-            </w:r>
-          </w:p>
-          <w:p>
-            <w:pPr>
-              <w:suppressLineNumbers/>
-              <w:ind w:left="261" w:hanging="261"/>
-              <w:rPr>
-                <w:rFonts w:eastAsia="SimSun"/>
-                <w:sz w:val="24"/>
-                <w:lang w:eastAsia="ar-SA"/>
-              </w:rPr>
-            </w:pPr>
-            <w:r>
-              <w:rPr>
-                <w:rFonts w:eastAsia="SimSun"/>
-                <w:sz w:val="24"/>
-                <w:lang w:eastAsia="ar-SA"/>
-              </w:rPr>
-              <w:t>Конфликт синхронизации:</w:t>
+              <w:t>Сохранить сообщение в избранное/закладки в подключенном мессенджере (Telegram/VK)</w:t>
             </w:r>
           </w:p>
           <w:p>
@@ -10353,7 +10073,7 @@
                 <w:sz w:val="24"/>
                 <w:lang w:eastAsia="ar-SA"/>
               </w:rPr>
-              <w:t>Изменить одно событие в обоих календарях</w:t>
+              <w:t>В системе запустить ручную синхронизацию для модуля заметок</w:t>
             </w:r>
           </w:p>
           <w:p>
@@ -10378,7 +10098,7 @@
                 <w:sz w:val="24"/>
                 <w:lang w:eastAsia="ar-SA"/>
               </w:rPr>
-              <w:t>Проверить разрешение конфликта</w:t>
+              <w:t>Проверить появление импортированного текста в виде новой заметки в соответствующем разделе системы</w:t>
             </w:r>
           </w:p>
         </w:tc>
@@ -10409,7 +10129,7 @@
                 <w:lang w:eastAsia="ar-SA"/>
               </w:rPr>
               <w:lastRenderedPageBreak/>
-              <w:t>Аутентификация проходит успешно. События импортируются из внешнего календаря. События экспортируются во внешний календарь. Конфликты синхронизации разрешаются согласно настройкам (приоритет системы или внешнего календаря)</w:t>
+              <w:t>Аутентификация проходит успешно. События из внешнего календаря и сообщения из мессенджеров корректно импортируются в систему и отображаются в соответствующих модулях (Календарь и Заметки). Изменения, сделанные в системе, не отправляются обратно во внешние сервисы</w:t>
             </w:r>
           </w:p>
         </w:tc>
@@ -10613,8 +10333,8 @@
           <w:szCs w:val="24"/>
         </w:rPr>
       </w:pPr>
-      <w:bookmarkStart w:id="50" w:name="_Ref74120505"/>
-      <w:bookmarkStart w:id="51" w:name="_Ref74120502"/>
+      <w:bookmarkStart w:id="49" w:name="_Ref74120505"/>
+      <w:bookmarkStart w:id="50" w:name="_Ref74120502"/>
       <w:r>
         <w:rPr>
           <w:rFonts w:ascii="Times New Roman" w:hAnsi="Times New Roman" w:cs="Times New Roman"/>
@@ -10623,48 +10343,48 @@
         </w:rPr>
         <w:t xml:space="preserve">Таблица </w:t>
       </w:r>
+      <w:bookmarkEnd w:id="49"/>
+      <w:r>
+        <w:rPr>
+          <w:rFonts w:ascii="Times New Roman" w:hAnsi="Times New Roman" w:cs="Times New Roman"/>
+          <w:sz w:val="24"/>
+          <w:szCs w:val="24"/>
+        </w:rPr>
+        <w:t xml:space="preserve">1 </w:t>
+      </w:r>
+      <w:r>
+        <w:rPr>
+          <w:rFonts w:ascii="Times New Roman" w:hAnsi="Times New Roman" w:cs="Times New Roman"/>
+          <w:sz w:val="24"/>
+          <w:szCs w:val="24"/>
+        </w:rPr>
+        <w:t>–</w:t>
+      </w:r>
+      <w:r>
+        <w:rPr>
+          <w:rFonts w:ascii="Times New Roman" w:hAnsi="Times New Roman" w:cs="Times New Roman"/>
+          <w:sz w:val="24"/>
+          <w:szCs w:val="24"/>
+        </w:rPr>
+        <w:t xml:space="preserve"> Общие</w:t>
+      </w:r>
+      <w:r>
+        <w:rPr>
+          <w:rFonts w:ascii="Times New Roman" w:hAnsi="Times New Roman" w:cs="Times New Roman"/>
+          <w:sz w:val="24"/>
+          <w:szCs w:val="24"/>
+        </w:rPr>
+        <w:t xml:space="preserve"> </w:t>
+      </w:r>
+      <w:r>
+        <w:rPr>
+          <w:rFonts w:ascii="Times New Roman" w:hAnsi="Times New Roman" w:cs="Times New Roman"/>
+          <w:sz w:val="24"/>
+          <w:szCs w:val="24"/>
+        </w:rPr>
+        <w:t>сведения</w:t>
+      </w:r>
       <w:bookmarkEnd w:id="50"/>
-      <w:r>
-        <w:rPr>
-          <w:rFonts w:ascii="Times New Roman" w:hAnsi="Times New Roman" w:cs="Times New Roman"/>
-          <w:sz w:val="24"/>
-          <w:szCs w:val="24"/>
-        </w:rPr>
-        <w:t xml:space="preserve">1 </w:t>
-      </w:r>
-      <w:r>
-        <w:rPr>
-          <w:rFonts w:ascii="Times New Roman" w:hAnsi="Times New Roman" w:cs="Times New Roman"/>
-          <w:sz w:val="24"/>
-          <w:szCs w:val="24"/>
-        </w:rPr>
-        <w:t>–</w:t>
-      </w:r>
-      <w:r>
-        <w:rPr>
-          <w:rFonts w:ascii="Times New Roman" w:hAnsi="Times New Roman" w:cs="Times New Roman"/>
-          <w:sz w:val="24"/>
-          <w:szCs w:val="24"/>
-        </w:rPr>
-        <w:t xml:space="preserve"> Общие</w:t>
-      </w:r>
-      <w:r>
-        <w:rPr>
-          <w:rFonts w:ascii="Times New Roman" w:hAnsi="Times New Roman" w:cs="Times New Roman"/>
-          <w:sz w:val="24"/>
-          <w:szCs w:val="24"/>
-        </w:rPr>
-        <w:t xml:space="preserve"> </w:t>
-      </w:r>
-      <w:r>
-        <w:rPr>
-          <w:rFonts w:ascii="Times New Roman" w:hAnsi="Times New Roman" w:cs="Times New Roman"/>
-          <w:sz w:val="24"/>
-          <w:szCs w:val="24"/>
-        </w:rPr>
-        <w:t>сведения</w:t>
-      </w:r>
-      <w:bookmarkEnd w:id="51"/>
     </w:p>
     <w:tbl>
       <w:tblPr>
@@ -10696,7 +10416,7 @@
                 <w:sz w:val="24"/>
               </w:rPr>
             </w:pPr>
-            <w:bookmarkStart w:id="52" w:name="_Ref74120529"/>
+            <w:bookmarkStart w:id="51" w:name="_Ref74120529"/>
             <w:r>
               <w:rPr>
                 <w:b/>
@@ -11039,21 +10759,7 @@
               <w:rPr>
                 <w:sz w:val="24"/>
               </w:rPr>
-              <w:t xml:space="preserve">Студент Колледжа </w:t>
-            </w:r>
-            <w:proofErr w:type="spellStart"/>
-            <w:r>
-              <w:rPr>
-                <w:sz w:val="24"/>
-              </w:rPr>
-              <w:t>ВятГУ</w:t>
-            </w:r>
-            <w:proofErr w:type="spellEnd"/>
-            <w:r>
-              <w:rPr>
-                <w:sz w:val="24"/>
-              </w:rPr>
-              <w:t xml:space="preserve"> группы ИСПк-</w:t>
+              <w:t>Студент Колледжа ВятГУ группы ИСПк-</w:t>
             </w:r>
             <w:r>
               <w:rPr>
@@ -11152,7 +10858,7 @@
         <w:lastRenderedPageBreak/>
         <w:t xml:space="preserve">Таблица </w:t>
       </w:r>
-      <w:bookmarkEnd w:id="52"/>
+      <w:bookmarkEnd w:id="51"/>
       <w:r>
         <w:rPr>
           <w:rFonts w:ascii="Times New Roman" w:hAnsi="Times New Roman" w:cs="Times New Roman"/>
@@ -11867,14 +11573,12 @@
               </w:rPr>
               <w:t xml:space="preserve">роверка </w:t>
             </w:r>
-            <w:proofErr w:type="spellStart"/>
             <w:r>
               <w:rPr>
                 <w:sz w:val="24"/>
               </w:rPr>
               <w:t>дашборда</w:t>
             </w:r>
-            <w:proofErr w:type="spellEnd"/>
           </w:p>
         </w:tc>
         <w:tc>
@@ -12934,7 +12638,7 @@
               <w:rPr>
                 <w:sz w:val="24"/>
               </w:rPr>
-              <w:t>синхронизации с календарями</w:t>
+              <w:t>импорта данных из внешних сервисов</w:t>
             </w:r>
           </w:p>
         </w:tc>
@@ -13043,7 +12747,7 @@
 </file>
 
 <file path=word/endnotes.xml><?xml version="1.0" encoding="utf-8"?>
-<w:endnotes xmlns:wpc="http://schemas.microsoft.com/office/word/2010/wordprocessingCanvas" xmlns:cx="http://schemas.microsoft.com/office/drawing/2014/chartex" xmlns:mc="http://schemas.openxmlformats.org/markup-compatibility/2006" xmlns:o="urn:schemas-microsoft-com:office:office" xmlns:r="http://schemas.openxmlformats.org/officeDocument/2006/relationships" xmlns:m="http://schemas.openxmlformats.org/officeDocument/2006/math" xmlns:v="urn:schemas-microsoft-com:vml" xmlns:wp14="http://schemas.microsoft.com/office/word/2010/wordprocessingDrawing" xmlns:wp="http://schemas.openxmlformats.org/drawingml/2006/wordprocessingDrawing" xmlns:w10="urn:schemas-microsoft-com:office:word" xmlns:w="http://schemas.openxmlformats.org/wordprocessingml/2006/main" xmlns:w14="http://schemas.microsoft.com/office/word/2010/wordml" xmlns:w15="http://schemas.microsoft.com/office/word/2012/wordml" xmlns:w16se="http://schemas.microsoft.com/office/word/2015/wordml/symex" xmlns:wpg="http://schemas.microsoft.com/office/word/2010/wordprocessingGroup" xmlns:wpi="http://schemas.microsoft.com/office/word/2010/wordprocessingInk" xmlns:wne="http://schemas.microsoft.com/office/word/2006/wordml" xmlns:wps="http://schemas.microsoft.com/office/word/2010/wordprocessingShape" mc:Ignorable="w14 w15 w16se wp14">
+<w:endnotes xmlns:wpc="http://schemas.microsoft.com/office/word/2010/wordprocessingCanvas" xmlns:cx="http://schemas.microsoft.com/office/drawing/2014/chartex" xmlns:cx1="http://schemas.microsoft.com/office/drawing/2015/9/8/chartex" xmlns:cx2="http://schemas.microsoft.com/office/drawing/2015/10/21/chartex" xmlns:cx3="http://schemas.microsoft.com/office/drawing/2016/5/9/chartex" xmlns:cx4="http://schemas.microsoft.com/office/drawing/2016/5/10/chartex" xmlns:cx5="http://schemas.microsoft.com/office/drawing/2016/5/11/chartex" xmlns:cx6="http://schemas.microsoft.com/office/drawing/2016/5/12/chartex" xmlns:cx7="http://schemas.microsoft.com/office/drawing/2016/5/13/chartex" xmlns:cx8="http://schemas.microsoft.com/office/drawing/2016/5/14/chartex" xmlns:mc="http://schemas.openxmlformats.org/markup-compatibility/2006" xmlns:aink="http://schemas.microsoft.com/office/drawing/2016/ink" xmlns:am3d="http://schemas.microsoft.com/office/drawing/2017/model3d" xmlns:o="urn:schemas-microsoft-com:office:office" xmlns:oel="http://schemas.microsoft.com/office/2019/extlst" xmlns:r="http://schemas.openxmlformats.org/officeDocument/2006/relationships" xmlns:m="http://schemas.openxmlformats.org/officeDocument/2006/math" xmlns:v="urn:schemas-microsoft-com:vml" xmlns:wp14="http://schemas.microsoft.com/office/word/2010/wordprocessingDrawing" xmlns:wp="http://schemas.openxmlformats.org/drawingml/2006/wordprocessingDrawing" xmlns:w10="urn:schemas-microsoft-com:office:word" xmlns:w="http://schemas.openxmlformats.org/wordprocessingml/2006/main" xmlns:w14="http://schemas.microsoft.com/office/word/2010/wordml" xmlns:w15="http://schemas.microsoft.com/office/word/2012/wordml" xmlns:w16cex="http://schemas.microsoft.com/office/word/2018/wordml/cex" xmlns:w16cid="http://schemas.microsoft.com/office/word/2016/wordml/cid" xmlns:w16="http://schemas.microsoft.com/office/word/2018/wordml" xmlns:w16du="http://schemas.microsoft.com/office/word/2023/wordml/word16du" xmlns:w16sdtdh="http://schemas.microsoft.com/office/word/2020/wordml/sdtdatahash" xmlns:w16sdtfl="http://schemas.microsoft.com/office/word/2024/wordml/sdtformatlock" xmlns:w16se="http://schemas.microsoft.com/office/word/2015/wordml/symex" xmlns:wpg="http://schemas.microsoft.com/office/word/2010/wordprocessingGroup" xmlns:wpi="http://schemas.microsoft.com/office/word/2010/wordprocessingInk" xmlns:wne="http://schemas.microsoft.com/office/word/2006/wordml" xmlns:wps="http://schemas.microsoft.com/office/word/2010/wordprocessingShape" mc:Ignorable="w14 w15 w16se w16cid w16 w16cex w16sdtdh w16sdtfl w16du wp14">
   <w:endnote w:type="separator" w:id="-1">
     <w:p>
       <w:r>
@@ -13062,7 +12766,7 @@
 </file>
 
 <file path=word/footer1.xml><?xml version="1.0" encoding="utf-8"?>
-<w:ftr xmlns:wpc="http://schemas.microsoft.com/office/word/2010/wordprocessingCanvas" xmlns:cx="http://schemas.microsoft.com/office/drawing/2014/chartex" xmlns:mc="http://schemas.openxmlformats.org/markup-compatibility/2006" xmlns:o="urn:schemas-microsoft-com:office:office" xmlns:r="http://schemas.openxmlformats.org/officeDocument/2006/relationships" xmlns:m="http://schemas.openxmlformats.org/officeDocument/2006/math" xmlns:v="urn:schemas-microsoft-com:vml" xmlns:wp14="http://schemas.microsoft.com/office/word/2010/wordprocessingDrawing" xmlns:wp="http://schemas.openxmlformats.org/drawingml/2006/wordprocessingDrawing" xmlns:w10="urn:schemas-microsoft-com:office:word" xmlns:w="http://schemas.openxmlformats.org/wordprocessingml/2006/main" xmlns:w14="http://schemas.microsoft.com/office/word/2010/wordml" xmlns:w15="http://schemas.microsoft.com/office/word/2012/wordml" xmlns:w16se="http://schemas.microsoft.com/office/word/2015/wordml/symex" xmlns:wpg="http://schemas.microsoft.com/office/word/2010/wordprocessingGroup" xmlns:wpi="http://schemas.microsoft.com/office/word/2010/wordprocessingInk" xmlns:wne="http://schemas.microsoft.com/office/word/2006/wordml" xmlns:wps="http://schemas.microsoft.com/office/word/2010/wordprocessingShape" mc:Ignorable="w14 w15 w16se wp14">
+<w:ftr xmlns:wpc="http://schemas.microsoft.com/office/word/2010/wordprocessingCanvas" xmlns:cx="http://schemas.microsoft.com/office/drawing/2014/chartex" xmlns:cx1="http://schemas.microsoft.com/office/drawing/2015/9/8/chartex" xmlns:cx2="http://schemas.microsoft.com/office/drawing/2015/10/21/chartex" xmlns:cx3="http://schemas.microsoft.com/office/drawing/2016/5/9/chartex" xmlns:cx4="http://schemas.microsoft.com/office/drawing/2016/5/10/chartex" xmlns:cx5="http://schemas.microsoft.com/office/drawing/2016/5/11/chartex" xmlns:cx6="http://schemas.microsoft.com/office/drawing/2016/5/12/chartex" xmlns:cx7="http://schemas.microsoft.com/office/drawing/2016/5/13/chartex" xmlns:cx8="http://schemas.microsoft.com/office/drawing/2016/5/14/chartex" xmlns:mc="http://schemas.openxmlformats.org/markup-compatibility/2006" xmlns:aink="http://schemas.microsoft.com/office/drawing/2016/ink" xmlns:am3d="http://schemas.microsoft.com/office/drawing/2017/model3d" xmlns:o="urn:schemas-microsoft-com:office:office" xmlns:oel="http://schemas.microsoft.com/office/2019/extlst" xmlns:r="http://schemas.openxmlformats.org/officeDocument/2006/relationships" xmlns:m="http://schemas.openxmlformats.org/officeDocument/2006/math" xmlns:v="urn:schemas-microsoft-com:vml" xmlns:wp14="http://schemas.microsoft.com/office/word/2010/wordprocessingDrawing" xmlns:wp="http://schemas.openxmlformats.org/drawingml/2006/wordprocessingDrawing" xmlns:w10="urn:schemas-microsoft-com:office:word" xmlns:w="http://schemas.openxmlformats.org/wordprocessingml/2006/main" xmlns:w14="http://schemas.microsoft.com/office/word/2010/wordml" xmlns:w15="http://schemas.microsoft.com/office/word/2012/wordml" xmlns:w16cex="http://schemas.microsoft.com/office/word/2018/wordml/cex" xmlns:w16cid="http://schemas.microsoft.com/office/word/2016/wordml/cid" xmlns:w16="http://schemas.microsoft.com/office/word/2018/wordml" xmlns:w16du="http://schemas.microsoft.com/office/word/2023/wordml/word16du" xmlns:w16sdtdh="http://schemas.microsoft.com/office/word/2020/wordml/sdtdatahash" xmlns:w16sdtfl="http://schemas.microsoft.com/office/word/2024/wordml/sdtformatlock" xmlns:w16se="http://schemas.microsoft.com/office/word/2015/wordml/symex" xmlns:wpg="http://schemas.microsoft.com/office/word/2010/wordprocessingGroup" xmlns:wpi="http://schemas.microsoft.com/office/word/2010/wordprocessingInk" xmlns:wne="http://schemas.microsoft.com/office/word/2006/wordml" xmlns:wps="http://schemas.microsoft.com/office/word/2010/wordprocessingShape" mc:Ignorable="w14 w15 w16se w16cid w16 w16cex w16sdtdh w16sdtfl w16du wp14">
   <w:p>
     <w:pPr>
       <w:pStyle w:val="a5"/>
@@ -13077,7 +12781,7 @@
 </file>
 
 <file path=word/footnotes.xml><?xml version="1.0" encoding="utf-8"?>
-<w:footnotes xmlns:wpc="http://schemas.microsoft.com/office/word/2010/wordprocessingCanvas" xmlns:cx="http://schemas.microsoft.com/office/drawing/2014/chartex" xmlns:mc="http://schemas.openxmlformats.org/markup-compatibility/2006" xmlns:o="urn:schemas-microsoft-com:office:office" xmlns:r="http://schemas.openxmlformats.org/officeDocument/2006/relationships" xmlns:m="http://schemas.openxmlformats.org/officeDocument/2006/math" xmlns:v="urn:schemas-microsoft-com:vml" xmlns:wp14="http://schemas.microsoft.com/office/word/2010/wordprocessingDrawing" xmlns:wp="http://schemas.openxmlformats.org/drawingml/2006/wordprocessingDrawing" xmlns:w10="urn:schemas-microsoft-com:office:word" xmlns:w="http://schemas.openxmlformats.org/wordprocessingml/2006/main" xmlns:w14="http://schemas.microsoft.com/office/word/2010/wordml" xmlns:w15="http://schemas.microsoft.com/office/word/2012/wordml" xmlns:w16se="http://schemas.microsoft.com/office/word/2015/wordml/symex" xmlns:wpg="http://schemas.microsoft.com/office/word/2010/wordprocessingGroup" xmlns:wpi="http://schemas.microsoft.com/office/word/2010/wordprocessingInk" xmlns:wne="http://schemas.microsoft.com/office/word/2006/wordml" xmlns:wps="http://schemas.microsoft.com/office/word/2010/wordprocessingShape" mc:Ignorable="w14 w15 w16se wp14">
+<w:footnotes xmlns:wpc="http://schemas.microsoft.com/office/word/2010/wordprocessingCanvas" xmlns:cx="http://schemas.microsoft.com/office/drawing/2014/chartex" xmlns:cx1="http://schemas.microsoft.com/office/drawing/2015/9/8/chartex" xmlns:cx2="http://schemas.microsoft.com/office/drawing/2015/10/21/chartex" xmlns:cx3="http://schemas.microsoft.com/office/drawing/2016/5/9/chartex" xmlns:cx4="http://schemas.microsoft.com/office/drawing/2016/5/10/chartex" xmlns:cx5="http://schemas.microsoft.com/office/drawing/2016/5/11/chartex" xmlns:cx6="http://schemas.microsoft.com/office/drawing/2016/5/12/chartex" xmlns:cx7="http://schemas.microsoft.com/office/drawing/2016/5/13/chartex" xmlns:cx8="http://schemas.microsoft.com/office/drawing/2016/5/14/chartex" xmlns:mc="http://schemas.openxmlformats.org/markup-compatibility/2006" xmlns:aink="http://schemas.microsoft.com/office/drawing/2016/ink" xmlns:am3d="http://schemas.microsoft.com/office/drawing/2017/model3d" xmlns:o="urn:schemas-microsoft-com:office:office" xmlns:oel="http://schemas.microsoft.com/office/2019/extlst" xmlns:r="http://schemas.openxmlformats.org/officeDocument/2006/relationships" xmlns:m="http://schemas.openxmlformats.org/officeDocument/2006/math" xmlns:v="urn:schemas-microsoft-com:vml" xmlns:wp14="http://schemas.microsoft.com/office/word/2010/wordprocessingDrawing" xmlns:wp="http://schemas.openxmlformats.org/drawingml/2006/wordprocessingDrawing" xmlns:w10="urn:schemas-microsoft-com:office:word" xmlns:w="http://schemas.openxmlformats.org/wordprocessingml/2006/main" xmlns:w14="http://schemas.microsoft.com/office/word/2010/wordml" xmlns:w15="http://schemas.microsoft.com/office/word/2012/wordml" xmlns:w16cex="http://schemas.microsoft.com/office/word/2018/wordml/cex" xmlns:w16cid="http://schemas.microsoft.com/office/word/2016/wordml/cid" xmlns:w16="http://schemas.microsoft.com/office/word/2018/wordml" xmlns:w16du="http://schemas.microsoft.com/office/word/2023/wordml/word16du" xmlns:w16sdtdh="http://schemas.microsoft.com/office/word/2020/wordml/sdtdatahash" xmlns:w16sdtfl="http://schemas.microsoft.com/office/word/2024/wordml/sdtformatlock" xmlns:w16se="http://schemas.microsoft.com/office/word/2015/wordml/symex" xmlns:wpg="http://schemas.microsoft.com/office/word/2010/wordprocessingGroup" xmlns:wpi="http://schemas.microsoft.com/office/word/2010/wordprocessingInk" xmlns:wne="http://schemas.microsoft.com/office/word/2006/wordml" xmlns:wps="http://schemas.microsoft.com/office/word/2010/wordprocessingShape" mc:Ignorable="w14 w15 w16se w16cid w16 w16cex w16sdtdh w16sdtfl w16du wp14">
   <w:footnote w:type="separator" w:id="-1">
     <w:p>
       <w:r>
@@ -13096,7 +12800,7 @@
 </file>
 
 <file path=word/header1.xml><?xml version="1.0" encoding="utf-8"?>
-<w:hdr xmlns:wpc="http://schemas.microsoft.com/office/word/2010/wordprocessingCanvas" xmlns:cx="http://schemas.microsoft.com/office/drawing/2014/chartex" xmlns:mc="http://schemas.openxmlformats.org/markup-compatibility/2006" xmlns:o="urn:schemas-microsoft-com:office:office" xmlns:r="http://schemas.openxmlformats.org/officeDocument/2006/relationships" xmlns:m="http://schemas.openxmlformats.org/officeDocument/2006/math" xmlns:v="urn:schemas-microsoft-com:vml" xmlns:wp14="http://schemas.microsoft.com/office/word/2010/wordprocessingDrawing" xmlns:wp="http://schemas.openxmlformats.org/drawingml/2006/wordprocessingDrawing" xmlns:w10="urn:schemas-microsoft-com:office:word" xmlns:w="http://schemas.openxmlformats.org/wordprocessingml/2006/main" xmlns:w14="http://schemas.microsoft.com/office/word/2010/wordml" xmlns:w15="http://schemas.microsoft.com/office/word/2012/wordml" xmlns:w16se="http://schemas.microsoft.com/office/word/2015/wordml/symex" xmlns:wpg="http://schemas.microsoft.com/office/word/2010/wordprocessingGroup" xmlns:wpi="http://schemas.microsoft.com/office/word/2010/wordprocessingInk" xmlns:wne="http://schemas.microsoft.com/office/word/2006/wordml" xmlns:wps="http://schemas.microsoft.com/office/word/2010/wordprocessingShape" mc:Ignorable="w14 w15 w16se wp14">
+<w:hdr xmlns:wpc="http://schemas.microsoft.com/office/word/2010/wordprocessingCanvas" xmlns:cx="http://schemas.microsoft.com/office/drawing/2014/chartex" xmlns:cx1="http://schemas.microsoft.com/office/drawing/2015/9/8/chartex" xmlns:cx2="http://schemas.microsoft.com/office/drawing/2015/10/21/chartex" xmlns:cx3="http://schemas.microsoft.com/office/drawing/2016/5/9/chartex" xmlns:cx4="http://schemas.microsoft.com/office/drawing/2016/5/10/chartex" xmlns:cx5="http://schemas.microsoft.com/office/drawing/2016/5/11/chartex" xmlns:cx6="http://schemas.microsoft.com/office/drawing/2016/5/12/chartex" xmlns:cx7="http://schemas.microsoft.com/office/drawing/2016/5/13/chartex" xmlns:cx8="http://schemas.microsoft.com/office/drawing/2016/5/14/chartex" xmlns:mc="http://schemas.openxmlformats.org/markup-compatibility/2006" xmlns:aink="http://schemas.microsoft.com/office/drawing/2016/ink" xmlns:am3d="http://schemas.microsoft.com/office/drawing/2017/model3d" xmlns:o="urn:schemas-microsoft-com:office:office" xmlns:oel="http://schemas.microsoft.com/office/2019/extlst" xmlns:r="http://schemas.openxmlformats.org/officeDocument/2006/relationships" xmlns:m="http://schemas.openxmlformats.org/officeDocument/2006/math" xmlns:v="urn:schemas-microsoft-com:vml" xmlns:wp14="http://schemas.microsoft.com/office/word/2010/wordprocessingDrawing" xmlns:wp="http://schemas.openxmlformats.org/drawingml/2006/wordprocessingDrawing" xmlns:w10="urn:schemas-microsoft-com:office:word" xmlns:w="http://schemas.openxmlformats.org/wordprocessingml/2006/main" xmlns:w14="http://schemas.microsoft.com/office/word/2010/wordml" xmlns:w15="http://schemas.microsoft.com/office/word/2012/wordml" xmlns:w16cex="http://schemas.microsoft.com/office/word/2018/wordml/cex" xmlns:w16cid="http://schemas.microsoft.com/office/word/2016/wordml/cid" xmlns:w16="http://schemas.microsoft.com/office/word/2018/wordml" xmlns:w16du="http://schemas.microsoft.com/office/word/2023/wordml/word16du" xmlns:w16sdtdh="http://schemas.microsoft.com/office/word/2020/wordml/sdtdatahash" xmlns:w16sdtfl="http://schemas.microsoft.com/office/word/2024/wordml/sdtformatlock" xmlns:w16se="http://schemas.microsoft.com/office/word/2015/wordml/symex" xmlns:wpg="http://schemas.microsoft.com/office/word/2010/wordprocessingGroup" xmlns:wpi="http://schemas.microsoft.com/office/word/2010/wordprocessingInk" xmlns:wne="http://schemas.microsoft.com/office/word/2006/wordml" xmlns:wps="http://schemas.microsoft.com/office/word/2010/wordprocessingShape" mc:Ignorable="w14 w15 w16se w16cid w16 w16cex w16sdtdh w16sdtfl w16du wp14">
   <w:sdt>
     <w:sdtPr>
       <w:id w:val="-1610354808"/>
@@ -13105,7 +12809,6 @@
         <w:docPartUnique/>
       </w:docPartObj>
     </w:sdtPr>
-    <w:sdtEndPr/>
     <w:sdtContent>
       <w:p>
         <w:pPr>
@@ -13142,7 +12845,7 @@
 </file>
 
 <file path=word/header2.xml><?xml version="1.0" encoding="utf-8"?>
-<w:hdr xmlns:wpc="http://schemas.microsoft.com/office/word/2010/wordprocessingCanvas" xmlns:cx="http://schemas.microsoft.com/office/drawing/2014/chartex" xmlns:mc="http://schemas.openxmlformats.org/markup-compatibility/2006" xmlns:o="urn:schemas-microsoft-com:office:office" xmlns:r="http://schemas.openxmlformats.org/officeDocument/2006/relationships" xmlns:m="http://schemas.openxmlformats.org/officeDocument/2006/math" xmlns:v="urn:schemas-microsoft-com:vml" xmlns:wp14="http://schemas.microsoft.com/office/word/2010/wordprocessingDrawing" xmlns:wp="http://schemas.openxmlformats.org/drawingml/2006/wordprocessingDrawing" xmlns:w10="urn:schemas-microsoft-com:office:word" xmlns:w="http://schemas.openxmlformats.org/wordprocessingml/2006/main" xmlns:w14="http://schemas.microsoft.com/office/word/2010/wordml" xmlns:w15="http://schemas.microsoft.com/office/word/2012/wordml" xmlns:w16se="http://schemas.microsoft.com/office/word/2015/wordml/symex" xmlns:wpg="http://schemas.microsoft.com/office/word/2010/wordprocessingGroup" xmlns:wpi="http://schemas.microsoft.com/office/word/2010/wordprocessingInk" xmlns:wne="http://schemas.microsoft.com/office/word/2006/wordml" xmlns:wps="http://schemas.microsoft.com/office/word/2010/wordprocessingShape" mc:Ignorable="w14 w15 w16se wp14">
+<w:hdr xmlns:wpc="http://schemas.microsoft.com/office/word/2010/wordprocessingCanvas" xmlns:cx="http://schemas.microsoft.com/office/drawing/2014/chartex" xmlns:cx1="http://schemas.microsoft.com/office/drawing/2015/9/8/chartex" xmlns:cx2="http://schemas.microsoft.com/office/drawing/2015/10/21/chartex" xmlns:cx3="http://schemas.microsoft.com/office/drawing/2016/5/9/chartex" xmlns:cx4="http://schemas.microsoft.com/office/drawing/2016/5/10/chartex" xmlns:cx5="http://schemas.microsoft.com/office/drawing/2016/5/11/chartex" xmlns:cx6="http://schemas.microsoft.com/office/drawing/2016/5/12/chartex" xmlns:cx7="http://schemas.microsoft.com/office/drawing/2016/5/13/chartex" xmlns:cx8="http://schemas.microsoft.com/office/drawing/2016/5/14/chartex" xmlns:mc="http://schemas.openxmlformats.org/markup-compatibility/2006" xmlns:aink="http://schemas.microsoft.com/office/drawing/2016/ink" xmlns:am3d="http://schemas.microsoft.com/office/drawing/2017/model3d" xmlns:o="urn:schemas-microsoft-com:office:office" xmlns:oel="http://schemas.microsoft.com/office/2019/extlst" xmlns:r="http://schemas.openxmlformats.org/officeDocument/2006/relationships" xmlns:m="http://schemas.openxmlformats.org/officeDocument/2006/math" xmlns:v="urn:schemas-microsoft-com:vml" xmlns:wp14="http://schemas.microsoft.com/office/word/2010/wordprocessingDrawing" xmlns:wp="http://schemas.openxmlformats.org/drawingml/2006/wordprocessingDrawing" xmlns:w10="urn:schemas-microsoft-com:office:word" xmlns:w="http://schemas.openxmlformats.org/wordprocessingml/2006/main" xmlns:w14="http://schemas.microsoft.com/office/word/2010/wordml" xmlns:w15="http://schemas.microsoft.com/office/word/2012/wordml" xmlns:w16cex="http://schemas.microsoft.com/office/word/2018/wordml/cex" xmlns:w16cid="http://schemas.microsoft.com/office/word/2016/wordml/cid" xmlns:w16="http://schemas.microsoft.com/office/word/2018/wordml" xmlns:w16du="http://schemas.microsoft.com/office/word/2023/wordml/word16du" xmlns:w16sdtdh="http://schemas.microsoft.com/office/word/2020/wordml/sdtdatahash" xmlns:w16sdtfl="http://schemas.microsoft.com/office/word/2024/wordml/sdtformatlock" xmlns:w16se="http://schemas.microsoft.com/office/word/2015/wordml/symex" xmlns:wpg="http://schemas.microsoft.com/office/word/2010/wordprocessingGroup" xmlns:wpi="http://schemas.microsoft.com/office/word/2010/wordprocessingInk" xmlns:wne="http://schemas.microsoft.com/office/word/2006/wordml" xmlns:wps="http://schemas.microsoft.com/office/word/2010/wordprocessingShape" mc:Ignorable="w14 w15 w16se w16cid w16 w16cex w16sdtdh w16sdtfl w16du wp14">
   <w:p>
     <w:pPr>
       <w:pStyle w:val="a7"/>
@@ -13161,7 +12864,7 @@
 </file>
 
 <file path=word/numbering.xml><?xml version="1.0" encoding="utf-8"?>
-<w:numbering xmlns:wpc="http://schemas.microsoft.com/office/word/2010/wordprocessingCanvas" xmlns:cx="http://schemas.microsoft.com/office/drawing/2014/chartex" xmlns:mc="http://schemas.openxmlformats.org/markup-compatibility/2006" xmlns:o="urn:schemas-microsoft-com:office:office" xmlns:r="http://schemas.openxmlformats.org/officeDocument/2006/relationships" xmlns:m="http://schemas.openxmlformats.org/officeDocument/2006/math" xmlns:v="urn:schemas-microsoft-com:vml" xmlns:wp14="http://schemas.microsoft.com/office/word/2010/wordprocessingDrawing" xmlns:wp="http://schemas.openxmlformats.org/drawingml/2006/wordprocessingDrawing" xmlns:w10="urn:schemas-microsoft-com:office:word" xmlns:w="http://schemas.openxmlformats.org/wordprocessingml/2006/main" xmlns:w14="http://schemas.microsoft.com/office/word/2010/wordml" xmlns:w15="http://schemas.microsoft.com/office/word/2012/wordml" xmlns:w16se="http://schemas.microsoft.com/office/word/2015/wordml/symex" xmlns:wpg="http://schemas.microsoft.com/office/word/2010/wordprocessingGroup" xmlns:wpi="http://schemas.microsoft.com/office/word/2010/wordprocessingInk" xmlns:wne="http://schemas.microsoft.com/office/word/2006/wordml" xmlns:wps="http://schemas.microsoft.com/office/word/2010/wordprocessingShape" mc:Ignorable="w14 w15 w16se wp14">
+<w:numbering xmlns:wpc="http://schemas.microsoft.com/office/word/2010/wordprocessingCanvas" xmlns:cx="http://schemas.microsoft.com/office/drawing/2014/chartex" xmlns:cx1="http://schemas.microsoft.com/office/drawing/2015/9/8/chartex" xmlns:cx2="http://schemas.microsoft.com/office/drawing/2015/10/21/chartex" xmlns:cx3="http://schemas.microsoft.com/office/drawing/2016/5/9/chartex" xmlns:cx4="http://schemas.microsoft.com/office/drawing/2016/5/10/chartex" xmlns:cx5="http://schemas.microsoft.com/office/drawing/2016/5/11/chartex" xmlns:cx6="http://schemas.microsoft.com/office/drawing/2016/5/12/chartex" xmlns:cx7="http://schemas.microsoft.com/office/drawing/2016/5/13/chartex" xmlns:cx8="http://schemas.microsoft.com/office/drawing/2016/5/14/chartex" xmlns:mc="http://schemas.openxmlformats.org/markup-compatibility/2006" xmlns:aink="http://schemas.microsoft.com/office/drawing/2016/ink" xmlns:am3d="http://schemas.microsoft.com/office/drawing/2017/model3d" xmlns:o="urn:schemas-microsoft-com:office:office" xmlns:oel="http://schemas.microsoft.com/office/2019/extlst" xmlns:r="http://schemas.openxmlformats.org/officeDocument/2006/relationships" xmlns:m="http://schemas.openxmlformats.org/officeDocument/2006/math" xmlns:v="urn:schemas-microsoft-com:vml" xmlns:wp14="http://schemas.microsoft.com/office/word/2010/wordprocessingDrawing" xmlns:wp="http://schemas.openxmlformats.org/drawingml/2006/wordprocessingDrawing" xmlns:w10="urn:schemas-microsoft-com:office:word" xmlns:w="http://schemas.openxmlformats.org/wordprocessingml/2006/main" xmlns:w14="http://schemas.microsoft.com/office/word/2010/wordml" xmlns:w15="http://schemas.microsoft.com/office/word/2012/wordml" xmlns:w16cex="http://schemas.microsoft.com/office/word/2018/wordml/cex" xmlns:w16cid="http://schemas.microsoft.com/office/word/2016/wordml/cid" xmlns:w16="http://schemas.microsoft.com/office/word/2018/wordml" xmlns:w16du="http://schemas.microsoft.com/office/word/2023/wordml/word16du" xmlns:w16sdtdh="http://schemas.microsoft.com/office/word/2020/wordml/sdtdatahash" xmlns:w16sdtfl="http://schemas.microsoft.com/office/word/2024/wordml/sdtformatlock" xmlns:w16se="http://schemas.microsoft.com/office/word/2015/wordml/symex" xmlns:wpg="http://schemas.microsoft.com/office/word/2010/wordprocessingGroup" xmlns:wpi="http://schemas.microsoft.com/office/word/2010/wordprocessingInk" xmlns:wne="http://schemas.microsoft.com/office/word/2006/wordml" xmlns:wps="http://schemas.microsoft.com/office/word/2010/wordprocessingShape" mc:Ignorable="w14 w15 w16se w16cid w16 w16cex w16sdtdh w16sdtfl w16du wp14">
   <w:abstractNum w:abstractNumId="0" w15:restartNumberingAfterBreak="0">
     <w:nsid w:val="00000001"/>
     <w:multiLevelType w:val="multilevel"/>
@@ -17464,134 +17167,134 @@
       </w:pPr>
     </w:lvl>
   </w:abstractNum>
-  <w:num w:numId="1">
+  <w:num w:numId="1" w16cid:durableId="161119116">
     <w:abstractNumId w:val="9"/>
   </w:num>
-  <w:num w:numId="2">
+  <w:num w:numId="2" w16cid:durableId="1074160072">
     <w:abstractNumId w:val="0"/>
   </w:num>
-  <w:num w:numId="3">
+  <w:num w:numId="3" w16cid:durableId="551429730">
     <w:abstractNumId w:val="1"/>
   </w:num>
-  <w:num w:numId="4">
+  <w:num w:numId="4" w16cid:durableId="851451582">
     <w:abstractNumId w:val="16"/>
   </w:num>
-  <w:num w:numId="5">
+  <w:num w:numId="5" w16cid:durableId="887184733">
     <w:abstractNumId w:val="12"/>
   </w:num>
-  <w:num w:numId="6">
+  <w:num w:numId="6" w16cid:durableId="171654010">
     <w:abstractNumId w:val="33"/>
   </w:num>
-  <w:num w:numId="7">
+  <w:num w:numId="7" w16cid:durableId="1481459548">
     <w:abstractNumId w:val="40"/>
   </w:num>
-  <w:num w:numId="8">
+  <w:num w:numId="8" w16cid:durableId="1628077057">
     <w:abstractNumId w:val="24"/>
   </w:num>
-  <w:num w:numId="9">
+  <w:num w:numId="9" w16cid:durableId="1565217235">
     <w:abstractNumId w:val="6"/>
   </w:num>
-  <w:num w:numId="10">
+  <w:num w:numId="10" w16cid:durableId="1130703997">
     <w:abstractNumId w:val="14"/>
   </w:num>
-  <w:num w:numId="11">
+  <w:num w:numId="11" w16cid:durableId="2116366901">
     <w:abstractNumId w:val="10"/>
   </w:num>
-  <w:num w:numId="12">
+  <w:num w:numId="12" w16cid:durableId="1454133961">
     <w:abstractNumId w:val="32"/>
   </w:num>
-  <w:num w:numId="13">
+  <w:num w:numId="13" w16cid:durableId="2017921958">
     <w:abstractNumId w:val="22"/>
   </w:num>
-  <w:num w:numId="14">
+  <w:num w:numId="14" w16cid:durableId="2005931801">
     <w:abstractNumId w:val="15"/>
   </w:num>
-  <w:num w:numId="15">
+  <w:num w:numId="15" w16cid:durableId="1240481635">
     <w:abstractNumId w:val="26"/>
   </w:num>
-  <w:num w:numId="16">
+  <w:num w:numId="16" w16cid:durableId="1277561048">
     <w:abstractNumId w:val="11"/>
   </w:num>
-  <w:num w:numId="17">
+  <w:num w:numId="17" w16cid:durableId="779495533">
     <w:abstractNumId w:val="19"/>
   </w:num>
-  <w:num w:numId="18">
+  <w:num w:numId="18" w16cid:durableId="872235282">
     <w:abstractNumId w:val="18"/>
   </w:num>
-  <w:num w:numId="19">
+  <w:num w:numId="19" w16cid:durableId="1798839911">
     <w:abstractNumId w:val="2"/>
   </w:num>
-  <w:num w:numId="20">
+  <w:num w:numId="20" w16cid:durableId="1470705000">
     <w:abstractNumId w:val="5"/>
   </w:num>
-  <w:num w:numId="21">
+  <w:num w:numId="21" w16cid:durableId="1912471693">
     <w:abstractNumId w:val="34"/>
   </w:num>
-  <w:num w:numId="22">
+  <w:num w:numId="22" w16cid:durableId="1690570110">
     <w:abstractNumId w:val="17"/>
   </w:num>
-  <w:num w:numId="23">
+  <w:num w:numId="23" w16cid:durableId="515772447">
     <w:abstractNumId w:val="25"/>
   </w:num>
-  <w:num w:numId="24">
+  <w:num w:numId="24" w16cid:durableId="1835805257">
     <w:abstractNumId w:val="3"/>
   </w:num>
-  <w:num w:numId="25">
+  <w:num w:numId="25" w16cid:durableId="1087263293">
     <w:abstractNumId w:val="20"/>
   </w:num>
-  <w:num w:numId="26">
+  <w:num w:numId="26" w16cid:durableId="718474638">
     <w:abstractNumId w:val="21"/>
   </w:num>
-  <w:num w:numId="27">
+  <w:num w:numId="27" w16cid:durableId="178813039">
     <w:abstractNumId w:val="35"/>
   </w:num>
-  <w:num w:numId="28">
+  <w:num w:numId="28" w16cid:durableId="2098473921">
     <w:abstractNumId w:val="29"/>
   </w:num>
-  <w:num w:numId="29">
+  <w:num w:numId="29" w16cid:durableId="702361968">
     <w:abstractNumId w:val="28"/>
   </w:num>
-  <w:num w:numId="30">
+  <w:num w:numId="30" w16cid:durableId="527985253">
     <w:abstractNumId w:val="7"/>
   </w:num>
-  <w:num w:numId="31">
+  <w:num w:numId="31" w16cid:durableId="290861800">
     <w:abstractNumId w:val="37"/>
   </w:num>
-  <w:num w:numId="32">
+  <w:num w:numId="32" w16cid:durableId="1057780903">
     <w:abstractNumId w:val="36"/>
   </w:num>
-  <w:num w:numId="33">
+  <w:num w:numId="33" w16cid:durableId="915171614">
     <w:abstractNumId w:val="30"/>
   </w:num>
-  <w:num w:numId="34">
+  <w:num w:numId="34" w16cid:durableId="124737500">
     <w:abstractNumId w:val="39"/>
   </w:num>
-  <w:num w:numId="35">
+  <w:num w:numId="35" w16cid:durableId="645595370">
     <w:abstractNumId w:val="38"/>
   </w:num>
-  <w:num w:numId="36">
+  <w:num w:numId="36" w16cid:durableId="308051522">
     <w:abstractNumId w:val="27"/>
   </w:num>
-  <w:num w:numId="37">
+  <w:num w:numId="37" w16cid:durableId="35007394">
     <w:abstractNumId w:val="31"/>
   </w:num>
-  <w:num w:numId="38">
+  <w:num w:numId="38" w16cid:durableId="1368601020">
     <w:abstractNumId w:val="4"/>
   </w:num>
-  <w:num w:numId="39">
+  <w:num w:numId="39" w16cid:durableId="2026862577">
     <w:abstractNumId w:val="13"/>
   </w:num>
-  <w:num w:numId="40">
+  <w:num w:numId="40" w16cid:durableId="808982166">
     <w:abstractNumId w:val="23"/>
   </w:num>
-  <w:num w:numId="41">
+  <w:num w:numId="41" w16cid:durableId="230701118">
     <w:abstractNumId w:val="8"/>
   </w:num>
 </w:numbering>
 </file>
 
 <file path=word/styles.xml><?xml version="1.0" encoding="utf-8"?>
-<w:styles xmlns:mc="http://schemas.openxmlformats.org/markup-compatibility/2006" xmlns:r="http://schemas.openxmlformats.org/officeDocument/2006/relationships" xmlns:w="http://schemas.openxmlformats.org/wordprocessingml/2006/main" xmlns:w14="http://schemas.microsoft.com/office/word/2010/wordml" xmlns:w15="http://schemas.microsoft.com/office/word/2012/wordml" xmlns:w16se="http://schemas.microsoft.com/office/word/2015/wordml/symex" mc:Ignorable="w14 w15 w16se">
+<w:styles xmlns:mc="http://schemas.openxmlformats.org/markup-compatibility/2006" xmlns:r="http://schemas.openxmlformats.org/officeDocument/2006/relationships" xmlns:w="http://schemas.openxmlformats.org/wordprocessingml/2006/main" xmlns:w14="http://schemas.microsoft.com/office/word/2010/wordml" xmlns:w15="http://schemas.microsoft.com/office/word/2012/wordml" xmlns:w16cex="http://schemas.microsoft.com/office/word/2018/wordml/cex" xmlns:w16cid="http://schemas.microsoft.com/office/word/2016/wordml/cid" xmlns:w16="http://schemas.microsoft.com/office/word/2018/wordml" xmlns:w16du="http://schemas.microsoft.com/office/word/2023/wordml/word16du" xmlns:w16sdtdh="http://schemas.microsoft.com/office/word/2020/wordml/sdtdatahash" xmlns:w16sdtfl="http://schemas.microsoft.com/office/word/2024/wordml/sdtformatlock" xmlns:w16se="http://schemas.microsoft.com/office/word/2015/wordml/symex" mc:Ignorable="w14 w15 w16se w16cid w16 w16cex w16sdtdh w16sdtfl w16du">
   <w:docDefaults>
     <w:rPrDefault>
       <w:rPr>
@@ -17607,7 +17310,7 @@
       </w:pPr>
     </w:pPrDefault>
   </w:docDefaults>
-  <w:latentStyles w:defLockedState="0" w:defUIPriority="99" w:defSemiHidden="0" w:defUnhideWhenUsed="0" w:defQFormat="0" w:count="371">
+  <w:latentStyles w:defLockedState="0" w:defUIPriority="99" w:defSemiHidden="0" w:defUnhideWhenUsed="0" w:defQFormat="0" w:count="376">
     <w:lsdException w:name="Normal" w:uiPriority="0" w:qFormat="1"/>
     <w:lsdException w:name="heading 1" w:uiPriority="0" w:qFormat="1"/>
     <w:lsdException w:name="heading 2" w:semiHidden="1" w:uiPriority="0" w:unhideWhenUsed="1" w:qFormat="1"/>
@@ -17979,6 +17682,11 @@
     <w:lsdException w:name="List Table 5 Dark Accent 6" w:uiPriority="50"/>
     <w:lsdException w:name="List Table 6 Colorful Accent 6" w:uiPriority="51"/>
     <w:lsdException w:name="List Table 7 Colorful Accent 6" w:uiPriority="52"/>
+    <w:lsdException w:name="Mention" w:semiHidden="1" w:unhideWhenUsed="1"/>
+    <w:lsdException w:name="Smart Hyperlink" w:semiHidden="1" w:unhideWhenUsed="1"/>
+    <w:lsdException w:name="Hashtag" w:semiHidden="1" w:unhideWhenUsed="1"/>
+    <w:lsdException w:name="Unresolved Mention" w:semiHidden="1" w:unhideWhenUsed="1"/>
+    <w:lsdException w:name="Smart Link" w:semiHidden="1" w:unhideWhenUsed="1"/>
   </w:latentStyles>
   <w:style w:type="paragraph" w:default="1" w:styleId="a">
     <w:name w:val="Normal"/>
